--- a/svoyo-delo/대본/5부/03화_Moskva_i_Piter.docx
+++ b/svoyo-delo/대본/5부/03화_Moskva_i_Piter.docx
@@ -476,7 +476,7 @@
         <w:t xml:space="preserve"> </w:t>
       </w:r>
       <w:r>
-        <w:t xml:space="preserve">- 규칙: 지문 없음. 전 화 100% 「화자명: 대사」. 1턴 18단어 이내 + 긴 턴 10~15회(30~55단어). 문법 초점(B2+): 관습 표현(Здесь так не принято), 대조(В Москве… В Питере…), 지역 어휘(парадная, поребрик, шаверма), 부칭 호칭.</w:t>
+        <w:t xml:space="preserve">- 규칙: 지문 없음. 전 화 100% 「화자명: 대사」. 1턴 24단어 이내 + 긴 턴 10~15회(35~60단어). 문법 초점(B2+): 관습 표현(Здесь так не принято), 대조(В Москве… В Питере…), 지역 어휘(парадная, поребрик, шаверма), 부칭 호칭.</w:t>
       </w:r>
       <w:r>
         <w:t xml:space="preserve"> </w:t>
@@ -1551,119 +1551,119 @@
         <w:pStyle w:val="FirstParagraph"/>
       </w:pPr>
       <w:r>
-        <w:t xml:space="preserve">DIMA: Список. Двадцать клиник за три дня. По семь в день. Я составил вчера ночью.</w:t>
-      </w:r>
-    </w:p>
-    <w:p>
-      <w:pPr>
-        <w:pStyle w:val="BodyText"/>
-      </w:pPr>
-      <w:r>
-        <w:t xml:space="preserve">KRISTINA: Двадцать? Дима, это Петербург. Там в день — две встречи. Максимум три.</w:t>
-      </w:r>
-    </w:p>
-    <w:p>
-      <w:pPr>
-        <w:pStyle w:val="BodyText"/>
-      </w:pPr>
-      <w:r>
-        <w:t xml:space="preserve">DIMA: В Ярославле я делал по восемь. В Москве — по шесть. Петербург меньше Москвы.</w:t>
-      </w:r>
-    </w:p>
-    <w:p>
-      <w:pPr>
-        <w:pStyle w:val="BodyText"/>
-      </w:pPr>
-      <w:r>
-        <w:t xml:space="preserve">KRISTINA: Меньше. Но медленнее. Я там жила полгода. Там даже на эскалаторе стоят иначе.</w:t>
-      </w:r>
-    </w:p>
-    <w:p>
-      <w:pPr>
-        <w:pStyle w:val="BodyText"/>
-      </w:pPr>
-      <w:r>
-        <w:t xml:space="preserve">KIRILL: Как иначе? Справа стоят, слева идут. Везде так.</w:t>
-      </w:r>
-    </w:p>
-    <w:p>
-      <w:pPr>
-        <w:pStyle w:val="BodyText"/>
-      </w:pPr>
-      <w:r>
-        <w:t xml:space="preserve">KRISTINA: Везде так. Но в Москве слева бегут, толкают сумкой и не извиняются. А в Питере слева идут. Спокойно, с книгой. И смотрят на тебя так, если ты бежишь, что тебе становится стыдно за всю Москву сразу.</w:t>
-      </w:r>
-    </w:p>
-    <w:p>
-      <w:pPr>
-        <w:pStyle w:val="BodyText"/>
-      </w:pPr>
-      <w:r>
-        <w:t xml:space="preserve">ALINA: Мне всё равно, как стоят. В среду я экзаменую трёх врачей Ирмы.</w:t>
-      </w:r>
-    </w:p>
-    <w:p>
-      <w:pPr>
-        <w:pStyle w:val="BodyText"/>
-      </w:pPr>
-      <w:r>
-        <w:t xml:space="preserve">DIMA: Алина, ты волнуешься?</w:t>
-      </w:r>
-    </w:p>
-    <w:p>
-      <w:pPr>
-        <w:pStyle w:val="BodyText"/>
-      </w:pPr>
-      <w:r>
-        <w:t xml:space="preserve">ALINA: Волнуюсь. Ирма двадцать два года практикует. А я буду ставить ей вопросы. Как Корнилова мне.</w:t>
-      </w:r>
-    </w:p>
-    <w:p>
-      <w:pPr>
-        <w:pStyle w:val="BodyText"/>
-      </w:pPr>
-      <w:r>
-        <w:t xml:space="preserve">KIRILL: Корнилова сказала: «Без скидки на расстояние». Значит, и без скидки на возраст.</w:t>
-      </w:r>
-    </w:p>
-    <w:p>
-      <w:pPr>
-        <w:pStyle w:val="BodyText"/>
-      </w:pPr>
-      <w:r>
-        <w:t xml:space="preserve">ALINA: Спасибо, Кирилл. Очень помог.</w:t>
-      </w:r>
-    </w:p>
-    <w:p>
-      <w:pPr>
-        <w:pStyle w:val="BodyText"/>
-      </w:pPr>
-      <w:r>
-        <w:t xml:space="preserve">DIMA: Алексей Николаевич просил звонить каждый вечер. В восемь. По Москве — это тоже восемь.</w:t>
-      </w:r>
-    </w:p>
-    <w:p>
-      <w:pPr>
-        <w:pStyle w:val="BodyText"/>
-      </w:pPr>
-      <w:r>
-        <w:t xml:space="preserve">KRISTINA: Это пока одно время. Радуйтесь. Дальше будет Новосибирск.</w:t>
-      </w:r>
-    </w:p>
-    <w:p>
-      <w:pPr>
-        <w:pStyle w:val="BodyText"/>
-      </w:pPr>
-      <w:r>
-        <w:t xml:space="preserve">DIMA: Хорошо. Двадцать клиник. Я всё равно попробую.</w:t>
-      </w:r>
-    </w:p>
-    <w:p>
-      <w:pPr>
-        <w:pStyle w:val="BodyText"/>
-      </w:pPr>
-      <w:r>
-        <w:t xml:space="preserve">KRISTINA: Попробуй. Только вечером не жалуйся. Я тебя предупредила.</w:t>
+        <w:t xml:space="preserve">DIMA: Вот список: двадцать клиник за три дня, то есть по семь в день. Я составил его вчера ночью.</w:t>
+      </w:r>
+    </w:p>
+    <w:p>
+      <w:pPr>
+        <w:pStyle w:val="BodyText"/>
+      </w:pPr>
+      <w:r>
+        <w:t xml:space="preserve">KRISTINA: Двадцать? Дима, это же Петербург. Там в день бывает две встречи, максимум три.</w:t>
+      </w:r>
+    </w:p>
+    <w:p>
+      <w:pPr>
+        <w:pStyle w:val="BodyText"/>
+      </w:pPr>
+      <w:r>
+        <w:t xml:space="preserve">DIMA: В Ярославле я делал по восемь в день, в Москве по шесть, а Петербург меньше Москвы.</w:t>
+      </w:r>
+    </w:p>
+    <w:p>
+      <w:pPr>
+        <w:pStyle w:val="BodyText"/>
+      </w:pPr>
+      <w:r>
+        <w:t xml:space="preserve">KRISTINA: Меньше, но медленнее. Я там жила полгода, и там даже на эскалаторе стоят иначе.</w:t>
+      </w:r>
+    </w:p>
+    <w:p>
+      <w:pPr>
+        <w:pStyle w:val="BodyText"/>
+      </w:pPr>
+      <w:r>
+        <w:t xml:space="preserve">KIRILL: Как это иначе? Справа стоят, слева идут, и так везде, по-моему.</w:t>
+      </w:r>
+    </w:p>
+    <w:p>
+      <w:pPr>
+        <w:pStyle w:val="BodyText"/>
+      </w:pPr>
+      <w:r>
+        <w:t xml:space="preserve">KRISTINA: Везде так. Но в Москве слева бегут, толкают сумкой и не извиняются. А в Питере слева идут спокойно, с книгой. И если ты бежишь, на тебя так смотрят, что тебе становится стыдно за всю Москву сразу.</w:t>
+      </w:r>
+    </w:p>
+    <w:p>
+      <w:pPr>
+        <w:pStyle w:val="BodyText"/>
+      </w:pPr>
+      <w:r>
+        <w:t xml:space="preserve">ALINA: Мне всё равно, как там стоят, потому что в среду я экзаменую трёх врачей Ирмы.</w:t>
+      </w:r>
+    </w:p>
+    <w:p>
+      <w:pPr>
+        <w:pStyle w:val="BodyText"/>
+      </w:pPr>
+      <w:r>
+        <w:t xml:space="preserve">DIMA: Алина, ты волнуешься перед экзаменом?</w:t>
+      </w:r>
+    </w:p>
+    <w:p>
+      <w:pPr>
+        <w:pStyle w:val="BodyText"/>
+      </w:pPr>
+      <w:r>
+        <w:t xml:space="preserve">ALINA: Волнуюсь. Ирма практикует двадцать два года, а я буду задавать ей вопросы, как Корнилова задавала мне.</w:t>
+      </w:r>
+    </w:p>
+    <w:p>
+      <w:pPr>
+        <w:pStyle w:val="BodyText"/>
+      </w:pPr>
+      <w:r>
+        <w:t xml:space="preserve">KIRILL: Корнилова сказала: «Без скидки на расстояние». Значит, и без скидки на возраст тоже.</w:t>
+      </w:r>
+    </w:p>
+    <w:p>
+      <w:pPr>
+        <w:pStyle w:val="BodyText"/>
+      </w:pPr>
+      <w:r>
+        <w:t xml:space="preserve">ALINA: Спасибо, Кирилл, ты мне очень помог, просто очень.</w:t>
+      </w:r>
+    </w:p>
+    <w:p>
+      <w:pPr>
+        <w:pStyle w:val="BodyText"/>
+      </w:pPr>
+      <w:r>
+        <w:t xml:space="preserve">DIMA: Алексей Николаевич просил звонить каждый вечер в восемь. По Москве это тоже восемь, так что удобно.</w:t>
+      </w:r>
+    </w:p>
+    <w:p>
+      <w:pPr>
+        <w:pStyle w:val="BodyText"/>
+      </w:pPr>
+      <w:r>
+        <w:t xml:space="preserve">KRISTINA: Пока у вас одно время, так что радуйтесь. Дальше будет Новосибирск, и там всё будет сложнее.</w:t>
+      </w:r>
+    </w:p>
+    <w:p>
+      <w:pPr>
+        <w:pStyle w:val="BodyText"/>
+      </w:pPr>
+      <w:r>
+        <w:t xml:space="preserve">DIMA: Хорошо, пусть будет двадцать клиник. Я всё равно попробую, вдруг получится.</w:t>
+      </w:r>
+    </w:p>
+    <w:p>
+      <w:pPr>
+        <w:pStyle w:val="BodyText"/>
+      </w:pPr>
+      <w:r>
+        <w:t xml:space="preserve">KRISTINA: Попробуй, только вечером не жалуйся, потому что я тебя предупредила.</w:t>
       </w:r>
     </w:p>
     <w:bookmarkEnd w:id="21"/>
@@ -1681,279 +1681,279 @@
         <w:pStyle w:val="FirstParagraph"/>
       </w:pPr>
       <w:r>
-        <w:t xml:space="preserve">GEORGY: Георгий Аркадьевич. Руководитель продаж «Балтмеда». Можно Георгий. Можно Гоша — но только после второй встречи.</w:t>
-      </w:r>
-    </w:p>
-    <w:p>
-      <w:pPr>
-        <w:pStyle w:val="BodyText"/>
-      </w:pPr>
-      <w:r>
-        <w:t xml:space="preserve">DIMA: Дмитрий. Можно Дима сразу. Я составил список. Двадцать клиник на три дня.</w:t>
-      </w:r>
-    </w:p>
-    <w:p>
-      <w:pPr>
-        <w:pStyle w:val="BodyText"/>
-      </w:pPr>
-      <w:r>
-        <w:t xml:space="preserve">GEORGY: Двадцать. Посмотрим. Первая — «Северная Венеция». Главный врач вас не примет. Она принимает только по письму, отправленному за две недели. На бумаге, с подписью. Электронное письмо она считает запиской на салфетке.</w:t>
-      </w:r>
-    </w:p>
-    <w:p>
-      <w:pPr>
-        <w:pStyle w:val="BodyText"/>
-      </w:pPr>
-      <w:r>
-        <w:t xml:space="preserve">DIMA: За две недели? У нас нет двух недель. У нас три дня.</w:t>
-      </w:r>
-    </w:p>
-    <w:p>
-      <w:pPr>
-        <w:pStyle w:val="BodyText"/>
-      </w:pPr>
-      <w:r>
-        <w:t xml:space="preserve">GEORGY: У вас три дня. У неё — тридцать лет практики. Кто кого подождёт?</w:t>
-      </w:r>
-    </w:p>
-    <w:p>
-      <w:pPr>
-        <w:pStyle w:val="BodyText"/>
-      </w:pPr>
-      <w:r>
-        <w:t xml:space="preserve">DIMA: Понял. Вторая?</w:t>
-      </w:r>
-    </w:p>
-    <w:p>
-      <w:pPr>
-        <w:pStyle w:val="BodyText"/>
-      </w:pPr>
-      <w:r>
-        <w:t xml:space="preserve">GEORGY: Вторая примет. Но если вы начнёте с цены — разговор кончится через пять минут. Здесь не начинают с цены. Здесь начинают с того, кто вы и откуда, и кто вас рекомендовал, и почему вы здесь, а не в Москве. Цену спросят сами. Если захотят.</w:t>
-      </w:r>
-    </w:p>
-    <w:p>
-      <w:pPr>
-        <w:pStyle w:val="BodyText"/>
-      </w:pPr>
-      <w:r>
-        <w:t xml:space="preserve">DIMA: В Москве с цены начинают всегда. Экономят время.</w:t>
-      </w:r>
-    </w:p>
-    <w:p>
-      <w:pPr>
-        <w:pStyle w:val="BodyText"/>
-      </w:pPr>
-      <w:r>
-        <w:t xml:space="preserve">GEORGY: В Москве экономят время. В Питере так не принято. У нас экономят слова.</w:t>
-      </w:r>
-    </w:p>
-    <w:p>
-      <w:pPr>
-        <w:pStyle w:val="BodyText"/>
-      </w:pPr>
-      <w:r>
-        <w:t xml:space="preserve">KIRILL: А как экономят слова, если говорят дольше?</w:t>
-      </w:r>
-    </w:p>
-    <w:p>
-      <w:pPr>
-        <w:pStyle w:val="BodyText"/>
-      </w:pPr>
-      <w:r>
-        <w:t xml:space="preserve">GEORGY: Говорят дольше. Но не повторяют. Москвич три раза говорит «давайте быстро». Петербуржец один раз говорит «подумаем». И думает.</w:t>
-      </w:r>
-    </w:p>
-    <w:p>
-      <w:pPr>
-        <w:pStyle w:val="BodyText"/>
-      </w:pPr>
-      <w:r>
-        <w:t xml:space="preserve">KRISTINA: Это правда. Я здесь продавала. Полгода. Здесь «подумаем» — это не «нет». Это «через месяц».</w:t>
-      </w:r>
-    </w:p>
-    <w:p>
-      <w:pPr>
-        <w:pStyle w:val="BodyText"/>
-      </w:pPr>
-      <w:r>
-        <w:t xml:space="preserve">GEORGY: Кристина? Та самая? Из эфира?</w:t>
-      </w:r>
-    </w:p>
-    <w:p>
-      <w:pPr>
-        <w:pStyle w:val="BodyText"/>
-      </w:pPr>
-      <w:r>
-        <w:t xml:space="preserve">KRISTINA: Та самая. Сейчас — не продаю. Учу видеть.</w:t>
-      </w:r>
-    </w:p>
-    <w:p>
-      <w:pPr>
-        <w:pStyle w:val="BodyText"/>
-      </w:pPr>
-      <w:r>
-        <w:t xml:space="preserve">GEORGY: Я смотрел эфир. До красной надписи. Мои две сестры — мастера. Обе мне потом звонили.</w:t>
-      </w:r>
-    </w:p>
-    <w:p>
-      <w:pPr>
-        <w:pStyle w:val="BodyText"/>
-      </w:pPr>
-      <w:r>
-        <w:t xml:space="preserve">DIMA: Хорошо. Значит, из двадцати — сколько реально?</w:t>
-      </w:r>
-    </w:p>
-    <w:p>
-      <w:pPr>
-        <w:pStyle w:val="BodyText"/>
-      </w:pPr>
-      <w:r>
-        <w:t xml:space="preserve">GEORGY: Шесть. За три дня. Если повезёт — семь. И один ужин. Без ужина здесь ничего не подписывают.</w:t>
-      </w:r>
-    </w:p>
-    <w:p>
-      <w:pPr>
-        <w:pStyle w:val="BodyText"/>
-      </w:pPr>
-      <w:r>
-        <w:t xml:space="preserve">DIMA: Шесть. В Ярославле за это время я бы сделал двадцать четыре.</w:t>
-      </w:r>
-    </w:p>
-    <w:p>
-      <w:pPr>
-        <w:pStyle w:val="BodyText"/>
-      </w:pPr>
-      <w:r>
-        <w:t xml:space="preserve">GEORGY: В Ярославле — двадцать четыре разговора. Здесь — шесть. Но каждый из шести станет клиентом на десять лет, если не испортите. В Петербурге клиентов не меняют. Их наследуют. От отца к дочери, вместе с кабинетом.</w:t>
-      </w:r>
-    </w:p>
-    <w:p>
-      <w:pPr>
-        <w:pStyle w:val="BodyText"/>
-      </w:pPr>
-      <w:r>
-        <w:t xml:space="preserve">ALINA: Как не испортить? Скажите честно. Мы будем здесь каждый месяц.</w:t>
-      </w:r>
-    </w:p>
-    <w:p>
-      <w:pPr>
-        <w:pStyle w:val="BodyText"/>
-      </w:pPr>
-      <w:r>
-        <w:t xml:space="preserve">GEORGY: Первое. Время. Опоздали на пять минут — можете не приходить. Пришли на десять минут раньше — тоже плохо. Ровно.</w:t>
-      </w:r>
-    </w:p>
-    <w:p>
-      <w:pPr>
-        <w:pStyle w:val="BodyText"/>
-      </w:pPr>
-      <w:r>
-        <w:t xml:space="preserve">KIRILL: Ровно. Как Борис Игоревич.</w:t>
-      </w:r>
-    </w:p>
-    <w:p>
-      <w:pPr>
-        <w:pStyle w:val="BodyText"/>
-      </w:pPr>
-      <w:r>
-        <w:t xml:space="preserve">GEORGY: Второе. Имя и отчество. Даже к молодым. Даже если говорят «просто Анна».</w:t>
-      </w:r>
-    </w:p>
-    <w:p>
-      <w:pPr>
-        <w:pStyle w:val="BodyText"/>
-      </w:pPr>
-      <w:r>
-        <w:t xml:space="preserve">DIMA: Третье?</w:t>
-      </w:r>
-    </w:p>
-    <w:p>
-      <w:pPr>
-        <w:pStyle w:val="BodyText"/>
-      </w:pPr>
-      <w:r>
-        <w:t xml:space="preserve">GEORGY: Третье. Москву не хвалите. И не ругайте. Просто не упоминайте. Здесь от этого устали.</w:t>
-      </w:r>
-    </w:p>
-    <w:p>
-      <w:pPr>
-        <w:pStyle w:val="BodyText"/>
-      </w:pPr>
-      <w:r>
-        <w:t xml:space="preserve">KIRILL: Даже Москву-реку не упоминать?</w:t>
-      </w:r>
-    </w:p>
-    <w:p>
-      <w:pPr>
-        <w:pStyle w:val="BodyText"/>
-      </w:pPr>
-      <w:r>
-        <w:t xml:space="preserve">DIMA: А как говорить, откуда мы?</w:t>
-      </w:r>
-    </w:p>
-    <w:p>
-      <w:pPr>
-        <w:pStyle w:val="BodyText"/>
-      </w:pPr>
-      <w:r>
-        <w:t xml:space="preserve">GEORGY: Говорите: «Мы приехали учиться у вас». Даже если вы приехали продавать. Это не ложь. Вы действительно научитесь.</w:t>
-      </w:r>
-    </w:p>
-    <w:p>
-      <w:pPr>
-        <w:pStyle w:val="BodyText"/>
-      </w:pPr>
-      <w:r>
-        <w:t xml:space="preserve">KRISTINA: Это правда. Я здесь научилась больше, чем продала.</w:t>
-      </w:r>
-    </w:p>
-    <w:p>
-      <w:pPr>
-        <w:pStyle w:val="BodyText"/>
-      </w:pPr>
-      <w:r>
-        <w:t xml:space="preserve">DIMA: Хорошо. Шесть клиник. Письма — сегодня. Можно я спрошу про подъезд? Как туда войти, если код не знаешь?</w:t>
-      </w:r>
-    </w:p>
-    <w:p>
-      <w:pPr>
-        <w:pStyle w:val="BodyText"/>
-      </w:pPr>
-      <w:r>
-        <w:t xml:space="preserve">GEORGY: Про что?</w:t>
-      </w:r>
-    </w:p>
-    <w:p>
-      <w:pPr>
-        <w:pStyle w:val="BodyText"/>
-      </w:pPr>
-      <w:r>
-        <w:t xml:space="preserve">DIMA: Про подъезд. Вход в дом. У клиники на Петроградской.</w:t>
-      </w:r>
-    </w:p>
-    <w:p>
-      <w:pPr>
-        <w:pStyle w:val="BodyText"/>
-      </w:pPr>
-      <w:r>
-        <w:t xml:space="preserve">GEORGY: В парадную. В Петербурге — парадная. Подъезд — это в Москве. И не бордюр, а поребрик. Запишите. Это бесплатно.</w:t>
-      </w:r>
-    </w:p>
-    <w:p>
-      <w:pPr>
-        <w:pStyle w:val="BodyText"/>
-      </w:pPr>
-      <w:r>
-        <w:t xml:space="preserve">DIMA: Парадная. Поребрик. Записал. А шаурма?</w:t>
-      </w:r>
-    </w:p>
-    <w:p>
-      <w:pPr>
-        <w:pStyle w:val="BodyText"/>
-      </w:pPr>
-      <w:r>
-        <w:t xml:space="preserve">GEORGY: Шаверма. Если скажете «шаурма» главному врачу — она запомнит вас навсегда. Не в хорошем смысле.</w:t>
+        <w:t xml:space="preserve">GEORGY: Георгий Аркадьевич, руководитель продаж «Балтмеда». Можно просто Георгий, а Гоша — только после второй встречи.</w:t>
+      </w:r>
+    </w:p>
+    <w:p>
+      <w:pPr>
+        <w:pStyle w:val="BodyText"/>
+      </w:pPr>
+      <w:r>
+        <w:t xml:space="preserve">DIMA: Дмитрий, и меня можно сразу звать Дима. Я составил список: двадцать клиник на три дня.</w:t>
+      </w:r>
+    </w:p>
+    <w:p>
+      <w:pPr>
+        <w:pStyle w:val="BodyText"/>
+      </w:pPr>
+      <w:r>
+        <w:t xml:space="preserve">GEORGY: Двадцать, значит. Посмотрим. Первая — «Северная Венеция». Её главный врач вас не примет, потому что она принимает только по письму, отправленному за две недели, на бумаге и с подписью. Электронное письмо она считает запиской на салфетке.</w:t>
+      </w:r>
+    </w:p>
+    <w:p>
+      <w:pPr>
+        <w:pStyle w:val="BodyText"/>
+      </w:pPr>
+      <w:r>
+        <w:t xml:space="preserve">DIMA: За две недели? Но у нас нет двух недель, у нас всего три дня.</w:t>
+      </w:r>
+    </w:p>
+    <w:p>
+      <w:pPr>
+        <w:pStyle w:val="BodyText"/>
+      </w:pPr>
+      <w:r>
+        <w:t xml:space="preserve">GEORGY: У вас три дня, а у неё тридцать лет практики. Как вы думаете, кто кого подождёт?</w:t>
+      </w:r>
+    </w:p>
+    <w:p>
+      <w:pPr>
+        <w:pStyle w:val="BodyText"/>
+      </w:pPr>
+      <w:r>
+        <w:t xml:space="preserve">DIMA: Понял, спасибо. А что со второй клиникой в списке?</w:t>
+      </w:r>
+    </w:p>
+    <w:p>
+      <w:pPr>
+        <w:pStyle w:val="BodyText"/>
+      </w:pPr>
+      <w:r>
+        <w:t xml:space="preserve">GEORGY: Вторая примет, но если вы начнёте с цены, разговор кончится через пять минут. Здесь не начинают с цены. Здесь начинают с того, кто вы и откуда, кто вас рекомендовал и почему вы здесь, а не в Москве. А цену спросят сами, если захотят.</w:t>
+      </w:r>
+    </w:p>
+    <w:p>
+      <w:pPr>
+        <w:pStyle w:val="BodyText"/>
+      </w:pPr>
+      <w:r>
+        <w:t xml:space="preserve">DIMA: А в Москве всегда начинают с цены, чтобы сэкономить время.</w:t>
+      </w:r>
+    </w:p>
+    <w:p>
+      <w:pPr>
+        <w:pStyle w:val="BodyText"/>
+      </w:pPr>
+      <w:r>
+        <w:t xml:space="preserve">GEORGY: В Москве экономят время. В Питере так не принято. У нас экономят слова, и это совсем другое.</w:t>
+      </w:r>
+    </w:p>
+    <w:p>
+      <w:pPr>
+        <w:pStyle w:val="BodyText"/>
+      </w:pPr>
+      <w:r>
+        <w:t xml:space="preserve">KIRILL: А как можно экономить слова, если вы говорите дольше?</w:t>
+      </w:r>
+    </w:p>
+    <w:p>
+      <w:pPr>
+        <w:pStyle w:val="BodyText"/>
+      </w:pPr>
+      <w:r>
+        <w:t xml:space="preserve">GEORGY: Говорят дольше, но не повторяют. Москвич три раза говорит «давайте быстро», а петербуржец один раз говорит «подумаем» и действительно думает.</w:t>
+      </w:r>
+    </w:p>
+    <w:p>
+      <w:pPr>
+        <w:pStyle w:val="BodyText"/>
+      </w:pPr>
+      <w:r>
+        <w:t xml:space="preserve">KRISTINA: Это правда, я здесь полгода продавала. Здесь «подумаем» — это не «нет». Это «через месяц».</w:t>
+      </w:r>
+    </w:p>
+    <w:p>
+      <w:pPr>
+        <w:pStyle w:val="BodyText"/>
+      </w:pPr>
+      <w:r>
+        <w:t xml:space="preserve">GEORGY: Кристина? Та самая, из эфира? Вот это неожиданная встреча.</w:t>
+      </w:r>
+    </w:p>
+    <w:p>
+      <w:pPr>
+        <w:pStyle w:val="BodyText"/>
+      </w:pPr>
+      <w:r>
+        <w:t xml:space="preserve">KRISTINA: Да, та самая. Только сейчас я не продаю, а учу людей видеть.</w:t>
+      </w:r>
+    </w:p>
+    <w:p>
+      <w:pPr>
+        <w:pStyle w:val="BodyText"/>
+      </w:pPr>
+      <w:r>
+        <w:t xml:space="preserve">GEORGY: Я смотрел ваш эфир до красной надписи. Две мои сёстры — мастера, и обе мне потом звонили.</w:t>
+      </w:r>
+    </w:p>
+    <w:p>
+      <w:pPr>
+        <w:pStyle w:val="BodyText"/>
+      </w:pPr>
+      <w:r>
+        <w:t xml:space="preserve">DIMA: Хорошо. Значит, сколько клиник из двадцати реально успеть за три дня?</w:t>
+      </w:r>
+    </w:p>
+    <w:p>
+      <w:pPr>
+        <w:pStyle w:val="BodyText"/>
+      </w:pPr>
+      <w:r>
+        <w:t xml:space="preserve">GEORGY: Шесть за три дня, а если повезёт, то семь. И один ужин, потому что без ужина здесь ничего не подписывают.</w:t>
+      </w:r>
+    </w:p>
+    <w:p>
+      <w:pPr>
+        <w:pStyle w:val="BodyText"/>
+      </w:pPr>
+      <w:r>
+        <w:t xml:space="preserve">DIMA: Шесть клиник? В Ярославле за это время я бы сделал двадцать четыре встречи.</w:t>
+      </w:r>
+    </w:p>
+    <w:p>
+      <w:pPr>
+        <w:pStyle w:val="BodyText"/>
+      </w:pPr>
+      <w:r>
+        <w:t xml:space="preserve">GEORGY: В Ярославле это двадцать четыре разговора, а здесь шесть. Но каждый из шести станет клиентом на десять лет, если вы его не испортите. В Петербурге клиентов не меняют. Их наследуют, от отца к дочери, вместе с кабинетом и даже с медсестрой.</w:t>
+      </w:r>
+    </w:p>
+    <w:p>
+      <w:pPr>
+        <w:pStyle w:val="BodyText"/>
+      </w:pPr>
+      <w:r>
+        <w:t xml:space="preserve">ALINA: А как его не испортить? Скажите честно, ведь мы будем здесь каждый месяц.</w:t>
+      </w:r>
+    </w:p>
+    <w:p>
+      <w:pPr>
+        <w:pStyle w:val="BodyText"/>
+      </w:pPr>
+      <w:r>
+        <w:t xml:space="preserve">GEORGY: Первое — время. Если опоздали на пять минут, можете уже не приходить, а если пришли на десять минут раньше, это тоже плохо. Приходите ровно.</w:t>
+      </w:r>
+    </w:p>
+    <w:p>
+      <w:pPr>
+        <w:pStyle w:val="BodyText"/>
+      </w:pPr>
+      <w:r>
+        <w:t xml:space="preserve">KIRILL: Ровно, как Борис Игоревич, который никогда не опаздывает.</w:t>
+      </w:r>
+    </w:p>
+    <w:p>
+      <w:pPr>
+        <w:pStyle w:val="BodyText"/>
+      </w:pPr>
+      <w:r>
+        <w:t xml:space="preserve">GEORGY: Второе — имя и отчество. Обращайтесь так даже к молодым, даже если вам говорят «просто Анна».</w:t>
+      </w:r>
+    </w:p>
+    <w:p>
+      <w:pPr>
+        <w:pStyle w:val="BodyText"/>
+      </w:pPr>
+      <w:r>
+        <w:t xml:space="preserve">DIMA: А что третье, Георгий Аркадьевич?</w:t>
+      </w:r>
+    </w:p>
+    <w:p>
+      <w:pPr>
+        <w:pStyle w:val="BodyText"/>
+      </w:pPr>
+      <w:r>
+        <w:t xml:space="preserve">GEORGY: Третье: Москву не хвалите и не ругайте. Просто не упоминайте её, потому что здесь от этого очень устали.</w:t>
+      </w:r>
+    </w:p>
+    <w:p>
+      <w:pPr>
+        <w:pStyle w:val="BodyText"/>
+      </w:pPr>
+      <w:r>
+        <w:t xml:space="preserve">KIRILL: Неужели даже Москву-реку нельзя упоминать?</w:t>
+      </w:r>
+    </w:p>
+    <w:p>
+      <w:pPr>
+        <w:pStyle w:val="BodyText"/>
+      </w:pPr>
+      <w:r>
+        <w:t xml:space="preserve">DIMA: А как тогда говорить, откуда мы приехали?</w:t>
+      </w:r>
+    </w:p>
+    <w:p>
+      <w:pPr>
+        <w:pStyle w:val="BodyText"/>
+      </w:pPr>
+      <w:r>
+        <w:t xml:space="preserve">GEORGY: Говорите: «Мы приехали учиться у вас». Даже если вы приехали продавать, это не ложь, потому что вы действительно научитесь.</w:t>
+      </w:r>
+    </w:p>
+    <w:p>
+      <w:pPr>
+        <w:pStyle w:val="BodyText"/>
+      </w:pPr>
+      <w:r>
+        <w:t xml:space="preserve">KRISTINA: Это правда. Я здесь научилась гораздо большему, чем продала.</w:t>
+      </w:r>
+    </w:p>
+    <w:p>
+      <w:pPr>
+        <w:pStyle w:val="BodyText"/>
+      </w:pPr>
+      <w:r>
+        <w:t xml:space="preserve">DIMA: Хорошо: шесть клиник, а письма отправим сегодня. Можно ещё спросить про подъезд? Как туда войти, если не знаешь кода?</w:t>
+      </w:r>
+    </w:p>
+    <w:p>
+      <w:pPr>
+        <w:pStyle w:val="BodyText"/>
+      </w:pPr>
+      <w:r>
+        <w:t xml:space="preserve">GEORGY: Простите, про что вы спрашиваете?</w:t>
+      </w:r>
+    </w:p>
+    <w:p>
+      <w:pPr>
+        <w:pStyle w:val="BodyText"/>
+      </w:pPr>
+      <w:r>
+        <w:t xml:space="preserve">DIMA: Про подъезд, то есть вход в дом, у клиники на Петроградской стороне.</w:t>
+      </w:r>
+    </w:p>
+    <w:p>
+      <w:pPr>
+        <w:pStyle w:val="BodyText"/>
+      </w:pPr>
+      <w:r>
+        <w:t xml:space="preserve">GEORGY: В парадную. В Петербурге говорят «парадная», а подъезд — это в Москве. И не бордюр, а поребрик. Запишите, это бесплатно.</w:t>
+      </w:r>
+    </w:p>
+    <w:p>
+      <w:pPr>
+        <w:pStyle w:val="BodyText"/>
+      </w:pPr>
+      <w:r>
+        <w:t xml:space="preserve">DIMA: Парадная и поребрик, я записал. А как у вас называется шаурма?</w:t>
+      </w:r>
+    </w:p>
+    <w:p>
+      <w:pPr>
+        <w:pStyle w:val="BodyText"/>
+      </w:pPr>
+      <w:r>
+        <w:t xml:space="preserve">GEORGY: Шаверма. Если вы скажете «шаурма» главному врачу, она запомнит вас навсегда, но не в хорошем смысле.</w:t>
       </w:r>
     </w:p>
     <w:bookmarkEnd w:id="22"/>
@@ -1971,7 +1971,7 @@
         <w:pStyle w:val="FirstParagraph"/>
       </w:pPr>
       <w:r>
-        <w:t xml:space="preserve">VAINSHTEIN: Проходите. Садитесь. Георгий Аркадьевич предупредил. Москва, да?</w:t>
+        <w:t xml:space="preserve">VAINSHTEIN: Проходите и садитесь. Георгий Аркадьевич меня предупредил, что вы из Москвы, да?</w:t>
       </w:r>
     </w:p>
     <w:p>
@@ -1987,223 +1987,223 @@
         <w:pStyle w:val="BodyText"/>
       </w:pPr>
       <w:r>
-        <w:t xml:space="preserve">VAINSHTEIN: Учиться. У меня. Сорок шесть лет в медицине. Чему же вы хотите учиться?</w:t>
-      </w:r>
-    </w:p>
-    <w:p>
-      <w:pPr>
-        <w:pStyle w:val="BodyText"/>
-      </w:pPr>
-      <w:r>
-        <w:t xml:space="preserve">DIMA: Как работать в Петербурге. Как здесь говорят с врачами.</w:t>
-      </w:r>
-    </w:p>
-    <w:p>
-      <w:pPr>
-        <w:pStyle w:val="BodyText"/>
-      </w:pPr>
-      <w:r>
-        <w:t xml:space="preserve">VAINSHTEIN: Хороший ответ. Почти петербургский. Чай будете? Он не быстрый. Я завариваю сам.</w:t>
-      </w:r>
-    </w:p>
-    <w:p>
-      <w:pPr>
-        <w:pStyle w:val="BodyText"/>
-      </w:pPr>
-      <w:r>
-        <w:t xml:space="preserve">GEORGY: Будем, Лев Аронович. Не торопимся.</w:t>
-      </w:r>
-    </w:p>
-    <w:p>
-      <w:pPr>
-        <w:pStyle w:val="BodyText"/>
-      </w:pPr>
-      <w:r>
-        <w:t xml:space="preserve">VAINSHTEIN: Это здание тысяча девятьсот второго года. Здесь была аптека. Потом — госпиталь. В блокаду здесь лежали раненые. Моя мать была здесь медсестрой. Ей было семнадцать. Она поднималась на второй этаж по этой лестнице каждый день, даже когда не могла идти.</w:t>
-      </w:r>
-    </w:p>
-    <w:p>
-      <w:pPr>
-        <w:pStyle w:val="BodyText"/>
-      </w:pPr>
-      <w:r>
-        <w:t xml:space="preserve">DIMA: Ваша мать? Здесь?</w:t>
-      </w:r>
-    </w:p>
-    <w:p>
-      <w:pPr>
-        <w:pStyle w:val="BodyText"/>
-      </w:pPr>
-      <w:r>
-        <w:t xml:space="preserve">VAINSHTEIN: Здесь. Она рассказывала, что в аптеке оставались только бинты и спирт. И всё равно — каждое утро журнал. Кто, что, сколько. Даже когда не было хлеба. Она потом всю жизнь вела журналы. Даже дома, для варенья.</w:t>
-      </w:r>
-    </w:p>
-    <w:p>
-      <w:pPr>
-        <w:pStyle w:val="BodyText"/>
-      </w:pPr>
-      <w:r>
-        <w:t xml:space="preserve">DIMA: Журнал. У нашей партнёрши Марины — журнал температуры. Двенадцать лет.</w:t>
-      </w:r>
-    </w:p>
-    <w:p>
-      <w:pPr>
-        <w:pStyle w:val="BodyText"/>
-      </w:pPr>
-      <w:r>
-        <w:t xml:space="preserve">VAINSHTEIN: Лебедева. Знаю. Её отец оперировал моего брата. Хороший хирург. Маленькая бумажка над столом.</w:t>
-      </w:r>
-    </w:p>
-    <w:p>
-      <w:pPr>
-        <w:pStyle w:val="BodyText"/>
-      </w:pPr>
-      <w:r>
-        <w:t xml:space="preserve">DIMA: «Не навреди». Она нам подарила копию.</w:t>
-      </w:r>
-    </w:p>
-    <w:p>
-      <w:pPr>
-        <w:pStyle w:val="BodyText"/>
-      </w:pPr>
-      <w:r>
-        <w:t xml:space="preserve">VAINSHTEIN: Подарила? Значит, вам она верит. Она никому ничего не дарит. Даже мне.</w:t>
-      </w:r>
-    </w:p>
-    <w:p>
-      <w:pPr>
-        <w:pStyle w:val="BodyText"/>
-      </w:pPr>
-      <w:r>
-        <w:t xml:space="preserve">DIMA: Лев Аронович, можно спросить про ваш объём? Сколько процедур в месяц, какие препараты?</w:t>
-      </w:r>
-    </w:p>
-    <w:p>
-      <w:pPr>
-        <w:pStyle w:val="BodyText"/>
-      </w:pPr>
-      <w:r>
-        <w:t xml:space="preserve">VAINSHTEIN: Объём. Уже. Георгий Аркадьевич, ваш молодой человек торопится.</w:t>
-      </w:r>
-    </w:p>
-    <w:p>
-      <w:pPr>
-        <w:pStyle w:val="BodyText"/>
-      </w:pPr>
-      <w:r>
-        <w:t xml:space="preserve">GEORGY: Торопится, Лев Аронович. Он из Ярославля. Там коровы ждут меньше, чем у нас.</w:t>
-      </w:r>
-    </w:p>
-    <w:p>
-      <w:pPr>
-        <w:pStyle w:val="BodyText"/>
-      </w:pPr>
-      <w:r>
-        <w:t xml:space="preserve">DIMA: Простите. Я… да. Я тороплюсь. Это моя проблема. Мой директор тоже торопится. Нас за это уже ругали.</w:t>
-      </w:r>
-    </w:p>
-    <w:p>
-      <w:pPr>
-        <w:pStyle w:val="BodyText"/>
-      </w:pPr>
-      <w:r>
-        <w:t xml:space="preserve">VAINSHTEIN: Кто ругал?</w:t>
-      </w:r>
-    </w:p>
-    <w:p>
-      <w:pPr>
-        <w:pStyle w:val="BodyText"/>
-      </w:pPr>
-      <w:r>
-        <w:t xml:space="preserve">DIMA: Корейский президент. За ужином. Директор спросил про отсрочку, когда говорили про бабушек.</w:t>
-      </w:r>
-    </w:p>
-    <w:p>
-      <w:pPr>
-        <w:pStyle w:val="BodyText"/>
-      </w:pPr>
-      <w:r>
-        <w:t xml:space="preserve">VAINSHTEIN: Корейский президент прав. За столом с бабушками не говорят о деньгах. Ни в Сеуле, ни в Петербурге.</w:t>
-      </w:r>
-    </w:p>
-    <w:p>
-      <w:pPr>
-        <w:pStyle w:val="BodyText"/>
-      </w:pPr>
-      <w:r>
-        <w:t xml:space="preserve">DIMA: Тогда я не буду спрашивать про объём. Сегодня.</w:t>
-      </w:r>
-    </w:p>
-    <w:p>
-      <w:pPr>
-        <w:pStyle w:val="BodyText"/>
-      </w:pPr>
-      <w:r>
-        <w:t xml:space="preserve">VAINSHTEIN: Сегодня — не будете. А через месяц я сам вам позвоню. Если ваш курс «Осложнения» будет таким, как пишут.</w:t>
-      </w:r>
-    </w:p>
-    <w:p>
-      <w:pPr>
-        <w:pStyle w:val="BodyText"/>
-      </w:pPr>
-      <w:r>
-        <w:t xml:space="preserve">DIMA: Он бесплатный. Для любого врача. Без бренда. Можно прийти и ничего не покупать.</w:t>
-      </w:r>
-    </w:p>
-    <w:p>
-      <w:pPr>
-        <w:pStyle w:val="BodyText"/>
-      </w:pPr>
-      <w:r>
-        <w:t xml:space="preserve">VAINSHTEIN: Ничего не покупать. Это мне нравится. Приду. С двумя своими врачами. Посмотрю, что вы за люди.</w:t>
-      </w:r>
-    </w:p>
-    <w:p>
-      <w:pPr>
-        <w:pStyle w:val="BodyText"/>
-      </w:pPr>
-      <w:r>
-        <w:t xml:space="preserve">GEORGY: Лев Аронович, это значит «да»?</w:t>
-      </w:r>
-    </w:p>
-    <w:p>
-      <w:pPr>
-        <w:pStyle w:val="BodyText"/>
-      </w:pPr>
-      <w:r>
-        <w:t xml:space="preserve">VAINSHTEIN: Это значит «подумаем». Вы же знаете, Гоша.</w:t>
-      </w:r>
-    </w:p>
-    <w:p>
-      <w:pPr>
-        <w:pStyle w:val="BodyText"/>
-      </w:pPr>
-      <w:r>
-        <w:t xml:space="preserve">GEORGY: Знаю. Спасибо. За чай.</w:t>
-      </w:r>
-    </w:p>
-    <w:p>
-      <w:pPr>
-        <w:pStyle w:val="BodyText"/>
-      </w:pPr>
-      <w:r>
-        <w:t xml:space="preserve">VAINSHTEIN: Молодой человек. Дмитрий. Как вас по отчеству?</w:t>
-      </w:r>
-    </w:p>
-    <w:p>
-      <w:pPr>
-        <w:pStyle w:val="BodyText"/>
-      </w:pPr>
-      <w:r>
-        <w:t xml:space="preserve">DIMA: Дмитрий Сергеевич. Но меня никто так не называет.</w:t>
-      </w:r>
-    </w:p>
-    <w:p>
-      <w:pPr>
-        <w:pStyle w:val="BodyText"/>
-      </w:pPr>
-      <w:r>
-        <w:t xml:space="preserve">VAINSHTEIN: Теперь называет. Дмитрий Сергеевич, приходите через месяц. Без списка.</w:t>
+        <w:t xml:space="preserve">VAINSHTEIN: Учиться у меня? Я сорок шесть лет в медицине. И чему же вы хотите у меня учиться?</w:t>
+      </w:r>
+    </w:p>
+    <w:p>
+      <w:pPr>
+        <w:pStyle w:val="BodyText"/>
+      </w:pPr>
+      <w:r>
+        <w:t xml:space="preserve">DIMA: Тому, как работать в Петербурге и как здесь принято говорить с врачами.</w:t>
+      </w:r>
+    </w:p>
+    <w:p>
+      <w:pPr>
+        <w:pStyle w:val="BodyText"/>
+      </w:pPr>
+      <w:r>
+        <w:t xml:space="preserve">VAINSHTEIN: Хороший ответ, почти петербургский. Чай будете? Только он не быстрый, потому что я завариваю его сам.</w:t>
+      </w:r>
+    </w:p>
+    <w:p>
+      <w:pPr>
+        <w:pStyle w:val="BodyText"/>
+      </w:pPr>
+      <w:r>
+        <w:t xml:space="preserve">GEORGY: Будем, Лев Аронович, с удовольствием. Мы никуда не торопимся.</w:t>
+      </w:r>
+    </w:p>
+    <w:p>
+      <w:pPr>
+        <w:pStyle w:val="BodyText"/>
+      </w:pPr>
+      <w:r>
+        <w:t xml:space="preserve">VAINSHTEIN: Это здание тысяча девятьсот второго года. Сначала здесь была аптека, потом госпиталь, а в блокаду здесь лежали раненые. Моя мать была здесь медсестрой, ей было семнадцать. Она поднималась на второй этаж по этой лестнице каждый день, даже когда уже не могла идти.</w:t>
+      </w:r>
+    </w:p>
+    <w:p>
+      <w:pPr>
+        <w:pStyle w:val="BodyText"/>
+      </w:pPr>
+      <w:r>
+        <w:t xml:space="preserve">DIMA: Ваша мать работала здесь, в этом самом здании?</w:t>
+      </w:r>
+    </w:p>
+    <w:p>
+      <w:pPr>
+        <w:pStyle w:val="BodyText"/>
+      </w:pPr>
+      <w:r>
+        <w:t xml:space="preserve">VAINSHTEIN: Здесь. Она рассказывала, что в аптеке оставались только бинты и спирт, но всё равно каждое утро вели журнал: кто, что и сколько. Даже когда не было хлеба. Потом она всю жизнь вела журналы, даже дома, даже для варенья.</w:t>
+      </w:r>
+    </w:p>
+    <w:p>
+      <w:pPr>
+        <w:pStyle w:val="BodyText"/>
+      </w:pPr>
+      <w:r>
+        <w:t xml:space="preserve">DIMA: Журнал… У нашей партнёрши Марины тоже есть журнал температуры, который она ведёт двенадцать лет.</w:t>
+      </w:r>
+    </w:p>
+    <w:p>
+      <w:pPr>
+        <w:pStyle w:val="BodyText"/>
+      </w:pPr>
+      <w:r>
+        <w:t xml:space="preserve">VAINSHTEIN: Лебедева, знаю. Её отец оперировал моего брата, хороший был хирург. У него над столом висит маленькая бумажка.</w:t>
+      </w:r>
+    </w:p>
+    <w:p>
+      <w:pPr>
+        <w:pStyle w:val="BodyText"/>
+      </w:pPr>
+      <w:r>
+        <w:t xml:space="preserve">DIMA: «Не навреди». Марина подарила нам копию этой бумажки.</w:t>
+      </w:r>
+    </w:p>
+    <w:p>
+      <w:pPr>
+        <w:pStyle w:val="BodyText"/>
+      </w:pPr>
+      <w:r>
+        <w:t xml:space="preserve">VAINSHTEIN: Подарила? Значит, вам она верит, потому что она никому ничего не дарит. Даже мне.</w:t>
+      </w:r>
+    </w:p>
+    <w:p>
+      <w:pPr>
+        <w:pStyle w:val="BodyText"/>
+      </w:pPr>
+      <w:r>
+        <w:t xml:space="preserve">DIMA: Лев Аронович, можно спросить про ваш объём: сколько процедур в месяц и какие препараты вы используете?</w:t>
+      </w:r>
+    </w:p>
+    <w:p>
+      <w:pPr>
+        <w:pStyle w:val="BodyText"/>
+      </w:pPr>
+      <w:r>
+        <w:t xml:space="preserve">VAINSHTEIN: Объём, уже? Георгий Аркадьевич, ваш молодой человек торопится.</w:t>
+      </w:r>
+    </w:p>
+    <w:p>
+      <w:pPr>
+        <w:pStyle w:val="BodyText"/>
+      </w:pPr>
+      <w:r>
+        <w:t xml:space="preserve">GEORGY: Торопится, Лев Аронович, он ведь из Ярославля. Там даже коровы ждут меньше, чем у нас.</w:t>
+      </w:r>
+    </w:p>
+    <w:p>
+      <w:pPr>
+        <w:pStyle w:val="BodyText"/>
+      </w:pPr>
+      <w:r>
+        <w:t xml:space="preserve">DIMA: Простите. Я… да, я тороплюсь, это моя проблема. Мой директор тоже торопится, и нас за это уже ругали.</w:t>
+      </w:r>
+    </w:p>
+    <w:p>
+      <w:pPr>
+        <w:pStyle w:val="BodyText"/>
+      </w:pPr>
+      <w:r>
+        <w:t xml:space="preserve">VAINSHTEIN: Вот как? А кто именно вас за это ругал?</w:t>
+      </w:r>
+    </w:p>
+    <w:p>
+      <w:pPr>
+        <w:pStyle w:val="BodyText"/>
+      </w:pPr>
+      <w:r>
+        <w:t xml:space="preserve">DIMA: Корейский президент, за ужином, когда директор спросил про отсрочку, а говорили в тот момент про бабушек.</w:t>
+      </w:r>
+    </w:p>
+    <w:p>
+      <w:pPr>
+        <w:pStyle w:val="BodyText"/>
+      </w:pPr>
+      <w:r>
+        <w:t xml:space="preserve">VAINSHTEIN: Корейский президент прав. За столом с бабушками не говорят о деньгах, ни в Сеуле, ни в Петербурге.</w:t>
+      </w:r>
+    </w:p>
+    <w:p>
+      <w:pPr>
+        <w:pStyle w:val="BodyText"/>
+      </w:pPr>
+      <w:r>
+        <w:t xml:space="preserve">DIMA: Тогда сегодня я не буду спрашивать про объём, обещаю.</w:t>
+      </w:r>
+    </w:p>
+    <w:p>
+      <w:pPr>
+        <w:pStyle w:val="BodyText"/>
+      </w:pPr>
+      <w:r>
+        <w:t xml:space="preserve">VAINSHTEIN: Сегодня не будете. А через месяц я сам вам позвоню, если ваш курс «Осложнения» окажется таким, как о нём пишут.</w:t>
+      </w:r>
+    </w:p>
+    <w:p>
+      <w:pPr>
+        <w:pStyle w:val="BodyText"/>
+      </w:pPr>
+      <w:r>
+        <w:t xml:space="preserve">DIMA: Он бесплатный и для любого врача, без бренда. Можно прийти и ничего не покупать.</w:t>
+      </w:r>
+    </w:p>
+    <w:p>
+      <w:pPr>
+        <w:pStyle w:val="BodyText"/>
+      </w:pPr>
+      <w:r>
+        <w:t xml:space="preserve">VAINSHTEIN: Ничего не покупать — вот это мне нравится. Я приду с двумя своими врачами и посмотрю, что вы за люди.</w:t>
+      </w:r>
+    </w:p>
+    <w:p>
+      <w:pPr>
+        <w:pStyle w:val="BodyText"/>
+      </w:pPr>
+      <w:r>
+        <w:t xml:space="preserve">GEORGY: Лев Аронович, простите за прямоту, это значит «да»?</w:t>
+      </w:r>
+    </w:p>
+    <w:p>
+      <w:pPr>
+        <w:pStyle w:val="BodyText"/>
+      </w:pPr>
+      <w:r>
+        <w:t xml:space="preserve">VAINSHTEIN: Это значит «подумаем». Вы же сами всё знаете, Гоша.</w:t>
+      </w:r>
+    </w:p>
+    <w:p>
+      <w:pPr>
+        <w:pStyle w:val="BodyText"/>
+      </w:pPr>
+      <w:r>
+        <w:t xml:space="preserve">GEORGY: Знаю, конечно. Спасибо вам за чай и за время, Лев Аронович.</w:t>
+      </w:r>
+    </w:p>
+    <w:p>
+      <w:pPr>
+        <w:pStyle w:val="BodyText"/>
+      </w:pPr>
+      <w:r>
+        <w:t xml:space="preserve">VAINSHTEIN: Молодой человек… Дмитрий. Как вас по отчеству?</w:t>
+      </w:r>
+    </w:p>
+    <w:p>
+      <w:pPr>
+        <w:pStyle w:val="BodyText"/>
+      </w:pPr>
+      <w:r>
+        <w:t xml:space="preserve">DIMA: Дмитрий Сергеевич. Но меня так никто никогда не называет.</w:t>
+      </w:r>
+    </w:p>
+    <w:p>
+      <w:pPr>
+        <w:pStyle w:val="BodyText"/>
+      </w:pPr>
+      <w:r>
+        <w:t xml:space="preserve">VAINSHTEIN: Теперь будут называть. Дмитрий Сергеевич, приходите через месяц, только уже без списка.</w:t>
       </w:r>
     </w:p>
     <w:bookmarkEnd w:id="23"/>
@@ -2221,199 +2221,199 @@
         <w:pStyle w:val="FirstParagraph"/>
       </w:pPr>
       <w:r>
-        <w:t xml:space="preserve">KRISTINA: Девочки, добрый вечер. Нас сорок. Я Кристина. Многие видели эфир.</w:t>
-      </w:r>
-    </w:p>
-    <w:p>
-      <w:pPr>
-        <w:pStyle w:val="BodyText"/>
-      </w:pPr>
-      <w:r>
-        <w:t xml:space="preserve">MASTER: Видели. Ты кричала, что мы все колем неправильно. Здесь так не принято. Кричать.</w:t>
-      </w:r>
-    </w:p>
-    <w:p>
-      <w:pPr>
-        <w:pStyle w:val="BodyText"/>
-      </w:pPr>
-      <w:r>
-        <w:t xml:space="preserve">KRISTINA: Я не кричала. Я… ладно. Может, кричала. В Москве громче. Я привыкла.</w:t>
-      </w:r>
-    </w:p>
-    <w:p>
-      <w:pPr>
-        <w:pStyle w:val="BodyText"/>
-      </w:pPr>
-      <w:r>
-        <w:t xml:space="preserve">IRMA: Можно я? Я Ирма Тиграновна. Врач. Двадцать два года. Я не буду кричать. Я покажу.</w:t>
-      </w:r>
-    </w:p>
-    <w:p>
-      <w:pPr>
-        <w:pStyle w:val="BodyText"/>
-      </w:pPr>
-      <w:r>
-        <w:t xml:space="preserve">MASTER: Врачи нас не любят. Зачем вы здесь?</w:t>
-      </w:r>
-    </w:p>
-    <w:p>
-      <w:pPr>
-        <w:pStyle w:val="BodyText"/>
-      </w:pPr>
-      <w:r>
-        <w:t xml:space="preserve">IRMA: Я вас тоже не люблю. Честно. Но я двадцать два года лечу то, что после вас остаётся. Узлы, пятна, асимметрию. Я устала. Я хочу, чтобы оставалось меньше. Для этого мне придётся с вами разговаривать.</w:t>
-      </w:r>
-    </w:p>
-    <w:p>
-      <w:pPr>
-        <w:pStyle w:val="BodyText"/>
-      </w:pPr>
-      <w:r>
-        <w:t xml:space="preserve">KRISTINA: Вот. Это лучше, чем как я сказала бы. Спокойнее.</w:t>
-      </w:r>
-    </w:p>
-    <w:p>
-      <w:pPr>
-        <w:pStyle w:val="BodyText"/>
-      </w:pPr>
-      <w:r>
-        <w:t xml:space="preserve">IRMA: Фото первое. Белое пятно. Что делаете?</w:t>
-      </w:r>
-    </w:p>
-    <w:p>
-      <w:pPr>
-        <w:pStyle w:val="BodyText"/>
-      </w:pPr>
-      <w:r>
-        <w:t xml:space="preserve">MASTER: Массаж. Тёплое. Ждём.</w:t>
-      </w:r>
-    </w:p>
-    <w:p>
-      <w:pPr>
-        <w:pStyle w:val="BodyText"/>
-      </w:pPr>
-      <w:r>
-        <w:t xml:space="preserve">IRMA: Хорошо, что честно. Это неправильно. Но честно. В Петербурге это ценят. Теперь — правильно. Звоните. Сразу. Номер — вот.</w:t>
-      </w:r>
-    </w:p>
-    <w:p>
-      <w:pPr>
-        <w:pStyle w:val="BodyText"/>
-      </w:pPr>
-      <w:r>
-        <w:t xml:space="preserve">MASTER: Номер московский. Ночью ответит Москва?</w:t>
-      </w:r>
-    </w:p>
-    <w:p>
-      <w:pPr>
-        <w:pStyle w:val="BodyText"/>
-      </w:pPr>
-      <w:r>
-        <w:t xml:space="preserve">KRISTINA: Ответит Москва. Но врач приедет петербургский. Марина нашла. Дежурный. В двадцати минутах.</w:t>
-      </w:r>
-    </w:p>
-    <w:p>
-      <w:pPr>
-        <w:pStyle w:val="BodyText"/>
-      </w:pPr>
-      <w:r>
-        <w:t xml:space="preserve">MASTER: Двадцать минут в Петербурге — это если без мостов. Ночью мосты разводят.</w:t>
-      </w:r>
-    </w:p>
-    <w:p>
-      <w:pPr>
-        <w:pStyle w:val="BodyText"/>
-      </w:pPr>
-      <w:r>
-        <w:t xml:space="preserve">IRMA: Поэтому у нас два дежурных врача. Один — на Васильевском. Другой — на большой земле, на Невском. Мосты разводят, а мы на обоих берегах. Пациентке не надо ждать, пока сведут Дворцовый в пять утра.</w:t>
-      </w:r>
-    </w:p>
-    <w:p>
-      <w:pPr>
-        <w:pStyle w:val="BodyText"/>
-      </w:pPr>
-      <w:r>
-        <w:t xml:space="preserve">KRISTINA: Ирма Тиграновна, вы это сейчас придумали?</w:t>
-      </w:r>
-    </w:p>
-    <w:p>
-      <w:pPr>
-        <w:pStyle w:val="BodyText"/>
-      </w:pPr>
-      <w:r>
-        <w:t xml:space="preserve">IRMA: Нет. Марина придумала в июле. Я просто первой узнала.</w:t>
-      </w:r>
-    </w:p>
-    <w:p>
-      <w:pPr>
-        <w:pStyle w:val="BodyText"/>
-      </w:pPr>
-      <w:r>
-        <w:t xml:space="preserve">MASTER: Два врача. На двух берегах. Это… по-петербургски.</w:t>
-      </w:r>
-    </w:p>
-    <w:p>
-      <w:pPr>
-        <w:pStyle w:val="BodyText"/>
-      </w:pPr>
-      <w:r>
-        <w:t xml:space="preserve">KRISTINA: Значит, остаётесь до конца?</w:t>
-      </w:r>
-    </w:p>
-    <w:p>
-      <w:pPr>
-        <w:pStyle w:val="BodyText"/>
-      </w:pPr>
-      <w:r>
-        <w:t xml:space="preserve">MASTER: Подумаем. Ну, ладно. Остаёмся. Половина уже ушла курить. Вернётся — тоже останется.</w:t>
-      </w:r>
-    </w:p>
-    <w:p>
-      <w:pPr>
-        <w:pStyle w:val="BodyText"/>
-      </w:pPr>
-      <w:r>
-        <w:t xml:space="preserve">IRMA: Курить — на улице. И не на поребрике. Там люди ходят.</w:t>
-      </w:r>
-    </w:p>
-    <w:p>
-      <w:pPr>
-        <w:pStyle w:val="BodyText"/>
-      </w:pPr>
-      <w:r>
-        <w:t xml:space="preserve">KRISTINA: Двадцать три из сорока. Осталось двадцать три.</w:t>
-      </w:r>
-    </w:p>
-    <w:p>
-      <w:pPr>
-        <w:pStyle w:val="BodyText"/>
-      </w:pPr>
-      <w:r>
-        <w:t xml:space="preserve">IRMA: Двадцать три в Петербурге — как сорок в Москве. Я бы сказала — больше.</w:t>
-      </w:r>
-    </w:p>
-    <w:p>
-      <w:pPr>
-        <w:pStyle w:val="BodyText"/>
-      </w:pPr>
-      <w:r>
-        <w:t xml:space="preserve">KRISTINA: Почему больше?</w:t>
-      </w:r>
-    </w:p>
-    <w:p>
-      <w:pPr>
-        <w:pStyle w:val="BodyText"/>
-      </w:pPr>
-      <w:r>
-        <w:t xml:space="preserve">IRMA: Потому что здесь, если остались, — то надолго.</w:t>
-      </w:r>
-    </w:p>
-    <w:p>
-      <w:pPr>
-        <w:pStyle w:val="BodyText"/>
-      </w:pPr>
-      <w:r>
-        <w:t xml:space="preserve">KRISTINA: Надолго. Я бы тоже здесь осталась. Если бы не Москва.</w:t>
+        <w:t xml:space="preserve">KRISTINA: Девочки, добрый вечер. Нас здесь сорок человек. Я Кристина, и многие из вас видели мой эфир.</w:t>
+      </w:r>
+    </w:p>
+    <w:p>
+      <w:pPr>
+        <w:pStyle w:val="BodyText"/>
+      </w:pPr>
+      <w:r>
+        <w:t xml:space="preserve">MASTER: Видели. Ты кричала, что мы все колем неправильно. В Питере так не принято — кричать на людей.</w:t>
+      </w:r>
+    </w:p>
+    <w:p>
+      <w:pPr>
+        <w:pStyle w:val="BodyText"/>
+      </w:pPr>
+      <w:r>
+        <w:t xml:space="preserve">KRISTINA: Я не кричала. Я… ладно, может, и кричала. В Москве все говорят громче, и я к этому привыкла.</w:t>
+      </w:r>
+    </w:p>
+    <w:p>
+      <w:pPr>
+        <w:pStyle w:val="BodyText"/>
+      </w:pPr>
+      <w:r>
+        <w:t xml:space="preserve">IRMA: Можно я скажу? Я Ирма Тиграновна, врач с опытом двадцать два года. Я не буду кричать, я просто покажу.</w:t>
+      </w:r>
+    </w:p>
+    <w:p>
+      <w:pPr>
+        <w:pStyle w:val="BodyText"/>
+      </w:pPr>
+      <w:r>
+        <w:t xml:space="preserve">MASTER: Врачи нас не любят. Тогда зачем вы сюда пришли?</w:t>
+      </w:r>
+    </w:p>
+    <w:p>
+      <w:pPr>
+        <w:pStyle w:val="BodyText"/>
+      </w:pPr>
+      <w:r>
+        <w:t xml:space="preserve">IRMA: Я вас тоже не люблю, честно. Но я двадцать два года лечу то, что после вас остаётся: узлы, пятна, асимметрию. Я устала от этого и хочу, чтобы оставалось меньше. А для этого мне придётся с вами разговаривать, нравится нам это или нет.</w:t>
+      </w:r>
+    </w:p>
+    <w:p>
+      <w:pPr>
+        <w:pStyle w:val="BodyText"/>
+      </w:pPr>
+      <w:r>
+        <w:t xml:space="preserve">KRISTINA: Вот, это гораздо лучше, чем сказала бы я, и намного спокойнее.</w:t>
+      </w:r>
+    </w:p>
+    <w:p>
+      <w:pPr>
+        <w:pStyle w:val="BodyText"/>
+      </w:pPr>
+      <w:r>
+        <w:t xml:space="preserve">IRMA: Фото первое: белое пятно. Что вы делаете, когда видите такое у клиентки?</w:t>
+      </w:r>
+    </w:p>
+    <w:p>
+      <w:pPr>
+        <w:pStyle w:val="BodyText"/>
+      </w:pPr>
+      <w:r>
+        <w:t xml:space="preserve">MASTER: Делаем массаж, прикладываем тёплое и ждём, пока само пройдёт.</w:t>
+      </w:r>
+    </w:p>
+    <w:p>
+      <w:pPr>
+        <w:pStyle w:val="BodyText"/>
+      </w:pPr>
+      <w:r>
+        <w:t xml:space="preserve">IRMA: Хорошо, что вы ответили честно. Это неправильно, но честно, а в Петербурге это ценят. Теперь о том, как правильно: вы сразу звоните. Номер — вот он, запишите его прямо сейчас в телефон, а лучше ещё и на бумажку, потому что телефон может сесть.</w:t>
+      </w:r>
+    </w:p>
+    <w:p>
+      <w:pPr>
+        <w:pStyle w:val="BodyText"/>
+      </w:pPr>
+      <w:r>
+        <w:t xml:space="preserve">MASTER: Но номер московский. Неужели ночью нам ответит Москва?</w:t>
+      </w:r>
+    </w:p>
+    <w:p>
+      <w:pPr>
+        <w:pStyle w:val="BodyText"/>
+      </w:pPr>
+      <w:r>
+        <w:t xml:space="preserve">KRISTINA: Ответит Москва, но врач приедет петербургский, дежурный, в двадцати минутах. Его нашла Марина.</w:t>
+      </w:r>
+    </w:p>
+    <w:p>
+      <w:pPr>
+        <w:pStyle w:val="BodyText"/>
+      </w:pPr>
+      <w:r>
+        <w:t xml:space="preserve">MASTER: Двадцать минут в Петербурге — это если без мостов, а ночью мосты разводят.</w:t>
+      </w:r>
+    </w:p>
+    <w:p>
+      <w:pPr>
+        <w:pStyle w:val="BodyText"/>
+      </w:pPr>
+      <w:r>
+        <w:t xml:space="preserve">IRMA: Поэтому у нас два дежурных врача: один на Васильевском, другой на большой земле, на Невском. Мосты разводят, а мы есть на обоих берегах. Пациентке не надо ждать, пока в пять утра сведут Дворцовый мост, чтобы получить помощь.</w:t>
+      </w:r>
+    </w:p>
+    <w:p>
+      <w:pPr>
+        <w:pStyle w:val="BodyText"/>
+      </w:pPr>
+      <w:r>
+        <w:t xml:space="preserve">KRISTINA: Ирма Тиграновна, вы это сейчас на ходу придумали?</w:t>
+      </w:r>
+    </w:p>
+    <w:p>
+      <w:pPr>
+        <w:pStyle w:val="BodyText"/>
+      </w:pPr>
+      <w:r>
+        <w:t xml:space="preserve">IRMA: Нет, это Марина придумала ещё в июле. Я просто первой об этом узнала.</w:t>
+      </w:r>
+    </w:p>
+    <w:p>
+      <w:pPr>
+        <w:pStyle w:val="BodyText"/>
+      </w:pPr>
+      <w:r>
+        <w:t xml:space="preserve">MASTER: Два врача на двух берегах… Это, надо признать, очень по-петербургски.</w:t>
+      </w:r>
+    </w:p>
+    <w:p>
+      <w:pPr>
+        <w:pStyle w:val="BodyText"/>
+      </w:pPr>
+      <w:r>
+        <w:t xml:space="preserve">KRISTINA: Значит, вы останетесь до конца занятия?</w:t>
+      </w:r>
+    </w:p>
+    <w:p>
+      <w:pPr>
+        <w:pStyle w:val="BodyText"/>
+      </w:pPr>
+      <w:r>
+        <w:t xml:space="preserve">MASTER: Подумаем. Ну ладно, остаёмся. Половина уже ушла курить, но когда вернётся, тоже останется.</w:t>
+      </w:r>
+    </w:p>
+    <w:p>
+      <w:pPr>
+        <w:pStyle w:val="BodyText"/>
+      </w:pPr>
+      <w:r>
+        <w:t xml:space="preserve">IRMA: Курить можно на улице, только не на поребрике, потому что там ходят люди.</w:t>
+      </w:r>
+    </w:p>
+    <w:p>
+      <w:pPr>
+        <w:pStyle w:val="BodyText"/>
+      </w:pPr>
+      <w:r>
+        <w:t xml:space="preserve">KRISTINA: Двадцать три из сорока. Осталось двадцать три человека, и это уже немало.</w:t>
+      </w:r>
+    </w:p>
+    <w:p>
+      <w:pPr>
+        <w:pStyle w:val="BodyText"/>
+      </w:pPr>
+      <w:r>
+        <w:t xml:space="preserve">IRMA: Двадцать три в Петербурге — это как сорок в Москве, а я бы даже сказала, что больше.</w:t>
+      </w:r>
+    </w:p>
+    <w:p>
+      <w:pPr>
+        <w:pStyle w:val="BodyText"/>
+      </w:pPr>
+      <w:r>
+        <w:t xml:space="preserve">KRISTINA: А почему больше, а не столько же?</w:t>
+      </w:r>
+    </w:p>
+    <w:p>
+      <w:pPr>
+        <w:pStyle w:val="BodyText"/>
+      </w:pPr>
+      <w:r>
+        <w:t xml:space="preserve">IRMA: Потому что здесь, если люди остались, то они остались надолго.</w:t>
+      </w:r>
+    </w:p>
+    <w:p>
+      <w:pPr>
+        <w:pStyle w:val="BodyText"/>
+      </w:pPr>
+      <w:r>
+        <w:t xml:space="preserve">KRISTINA: Надолго. Я бы тоже здесь осталась надолго, если бы не Москва.</w:t>
       </w:r>
     </w:p>
     <w:bookmarkEnd w:id="24"/>
@@ -2431,111 +2431,111 @@
         <w:pStyle w:val="FirstParagraph"/>
       </w:pPr>
       <w:r>
-        <w:t xml:space="preserve">GEORGY: Шаверма. Не шаурма. Попробуйте сказать.</w:t>
-      </w:r>
-    </w:p>
-    <w:p>
-      <w:pPr>
-        <w:pStyle w:val="BodyText"/>
-      </w:pPr>
-      <w:r>
-        <w:t xml:space="preserve">DIMA: Шаверма. Звучит как другое блюдо.</w:t>
-      </w:r>
-    </w:p>
-    <w:p>
-      <w:pPr>
-        <w:pStyle w:val="BodyText"/>
-      </w:pPr>
-      <w:r>
-        <w:t xml:space="preserve">GEORGY: Это и есть другое блюдо. Потому что в Петербурге.</w:t>
-      </w:r>
-    </w:p>
-    <w:p>
-      <w:pPr>
-        <w:pStyle w:val="BodyText"/>
-      </w:pPr>
-      <w:r>
-        <w:t xml:space="preserve">DIMA: Шесть клиник. Ни одного «да». Одно «подумаем» от Льва Ароновича. Это провал?</w:t>
-      </w:r>
-    </w:p>
-    <w:p>
-      <w:pPr>
-        <w:pStyle w:val="BodyText"/>
-      </w:pPr>
-      <w:r>
-        <w:t xml:space="preserve">GEORGY: Это лучшее начало, которое я видел у москвичей. Обычно мне звонят на второй день и говорят: «Здесь все медленные, здесь невозможно работать». А вы пили чай с Вайнштейном. Он чай наливает только тем, кого собирается запомнить.</w:t>
-      </w:r>
-    </w:p>
-    <w:p>
-      <w:pPr>
-        <w:pStyle w:val="BodyText"/>
-      </w:pPr>
-      <w:r>
-        <w:t xml:space="preserve">DIMA: Алексей Николаевич? Да. Звоню. Восемь вечера по Москве. И по Петербургу. Одно время.</w:t>
-      </w:r>
-    </w:p>
-    <w:p>
-      <w:pPr>
-        <w:pStyle w:val="BodyText"/>
-      </w:pPr>
-      <w:r>
-        <w:t xml:space="preserve">ALEKSEY: Как Петербург, Дима?</w:t>
-      </w:r>
-    </w:p>
-    <w:p>
-      <w:pPr>
-        <w:pStyle w:val="BodyText"/>
-      </w:pPr>
-      <w:r>
-        <w:t xml:space="preserve">DIMA: Медленно. Красиво. Шесть клиник вместо двадцати. И меня теперь зовут Дмитрий Сергеевич.</w:t>
-      </w:r>
-    </w:p>
-    <w:p>
-      <w:pPr>
-        <w:pStyle w:val="BodyText"/>
-      </w:pPr>
-      <w:r>
-        <w:t xml:space="preserve">ALEKSEY: Дмитрий Сергеевич. Мне нравится. Что главное?</w:t>
-      </w:r>
-    </w:p>
-    <w:p>
-      <w:pPr>
-        <w:pStyle w:val="BodyText"/>
-      </w:pPr>
-      <w:r>
-        <w:t xml:space="preserve">DIMA: Главное — в Москве говорят «давай быстрее». В Питере — «давайте подумаем».</w:t>
-      </w:r>
-    </w:p>
-    <w:p>
-      <w:pPr>
-        <w:pStyle w:val="BodyText"/>
-      </w:pPr>
-      <w:r>
-        <w:t xml:space="preserve">GEORGY: А в Ярославле?</w:t>
-      </w:r>
-    </w:p>
-    <w:p>
-      <w:pPr>
-        <w:pStyle w:val="BodyText"/>
-      </w:pPr>
-      <w:r>
-        <w:t xml:space="preserve">DIMA: В Ярославле — «давай, но сначала чай». Я понял, что я больше петербуржец, чем думал.</w:t>
-      </w:r>
-    </w:p>
-    <w:p>
-      <w:pPr>
-        <w:pStyle w:val="BodyText"/>
-      </w:pPr>
-      <w:r>
-        <w:t xml:space="preserve">ALEKSEY: А Алина?</w:t>
-      </w:r>
-    </w:p>
-    <w:p>
-      <w:pPr>
-        <w:pStyle w:val="BodyText"/>
-      </w:pPr>
-      <w:r>
-        <w:t xml:space="preserve">ALINA: Три врача Ирмы сдали практику. Все трое — с первого раза. Я ставила вопросы, как Корнилова мне год назад. Жёстко, без скидки. Ирма теперь смотрит на меня так, как я смотрела на Корнилову.</w:t>
+        <w:t xml:space="preserve">GEORGY: Это шаверма, а не шаурма. Попробуйте сказать это правильно, Дмитрий Сергеевич.</w:t>
+      </w:r>
+    </w:p>
+    <w:p>
+      <w:pPr>
+        <w:pStyle w:val="BodyText"/>
+      </w:pPr>
+      <w:r>
+        <w:t xml:space="preserve">DIMA: Шаверма. Звучит так, как будто это совсем другое блюдо.</w:t>
+      </w:r>
+    </w:p>
+    <w:p>
+      <w:pPr>
+        <w:pStyle w:val="BodyText"/>
+      </w:pPr>
+      <w:r>
+        <w:t xml:space="preserve">GEORGY: Это и есть другое блюдо, потому что оно сделано в Петербурге.</w:t>
+      </w:r>
+    </w:p>
+    <w:p>
+      <w:pPr>
+        <w:pStyle w:val="BodyText"/>
+      </w:pPr>
+      <w:r>
+        <w:t xml:space="preserve">DIMA: Шесть клиник, и ни одного «да», только одно «подумаем» от Льва Ароновича. Это провал, как вы считаете?</w:t>
+      </w:r>
+    </w:p>
+    <w:p>
+      <w:pPr>
+        <w:pStyle w:val="BodyText"/>
+      </w:pPr>
+      <w:r>
+        <w:t xml:space="preserve">GEORGY: Это лучшее начало, которое я видел у москвичей. Обычно мне звонят на второй день и говорят: «Здесь все медленные, здесь невозможно работать». А вы пили чай с Вайнштейном, хотя он наливает чай только тем, кого собирается запомнить.</w:t>
+      </w:r>
+    </w:p>
+    <w:p>
+      <w:pPr>
+        <w:pStyle w:val="BodyText"/>
+      </w:pPr>
+      <w:r>
+        <w:t xml:space="preserve">DIMA: Алексей Николаевич? Да, звоню, как договаривались: восемь вечера по Москве и по Петербургу, одно время.</w:t>
+      </w:r>
+    </w:p>
+    <w:p>
+      <w:pPr>
+        <w:pStyle w:val="BodyText"/>
+      </w:pPr>
+      <w:r>
+        <w:t xml:space="preserve">ALEKSEY: Ну, как тебе Петербург, Дима? Рассказывай.</w:t>
+      </w:r>
+    </w:p>
+    <w:p>
+      <w:pPr>
+        <w:pStyle w:val="BodyText"/>
+      </w:pPr>
+      <w:r>
+        <w:t xml:space="preserve">DIMA: Медленно и красиво. Шесть клиник вместо двадцати, и меня теперь зовут Дмитрий Сергеевич.</w:t>
+      </w:r>
+    </w:p>
+    <w:p>
+      <w:pPr>
+        <w:pStyle w:val="BodyText"/>
+      </w:pPr>
+      <w:r>
+        <w:t xml:space="preserve">ALEKSEY: Дмитрий Сергеевич — мне нравится. А что ты понял главного за эти дни?</w:t>
+      </w:r>
+    </w:p>
+    <w:p>
+      <w:pPr>
+        <w:pStyle w:val="BodyText"/>
+      </w:pPr>
+      <w:r>
+        <w:t xml:space="preserve">DIMA: Главное вот что: в Москве говорят «давай быстрее», а в Питере говорят «давайте подумаем».</w:t>
+      </w:r>
+    </w:p>
+    <w:p>
+      <w:pPr>
+        <w:pStyle w:val="BodyText"/>
+      </w:pPr>
+      <w:r>
+        <w:t xml:space="preserve">GEORGY: А в Ярославле как говорят, Дмитрий Сергеевич?</w:t>
+      </w:r>
+    </w:p>
+    <w:p>
+      <w:pPr>
+        <w:pStyle w:val="BodyText"/>
+      </w:pPr>
+      <w:r>
+        <w:t xml:space="preserve">DIMA: В Ярославле говорят: «Давай, но сначала чай». И я понял, что я больше петербуржец, чем думал.</w:t>
+      </w:r>
+    </w:p>
+    <w:p>
+      <w:pPr>
+        <w:pStyle w:val="BodyText"/>
+      </w:pPr>
+      <w:r>
+        <w:t xml:space="preserve">ALEKSEY: А как дела у Алины с экзаменом?</w:t>
+      </w:r>
+    </w:p>
+    <w:p>
+      <w:pPr>
+        <w:pStyle w:val="BodyText"/>
+      </w:pPr>
+      <w:r>
+        <w:t xml:space="preserve">ALINA: Три врача Ирмы сдали практику, все трое с первого раза. Я задавала вопросы так же, как Корнилова мне год назад: жёстко и без скидки. И теперь Ирма смотрит на меня так, как я когда-то смотрела на Корнилову.</w:t>
       </w:r>
     </w:p>
     <w:p>
@@ -3565,7 +3565,7 @@
         <w:t xml:space="preserve">“</w:t>
       </w:r>
       <w:r>
-        <w:t xml:space="preserve">В Ярославле — двадцать четыре разговора. Здесь — шесть. Но каждый из шести станет клиентом на десять лет, если не испортите. В Петербурге клиентов не меняют. Их наследуют. От отца к дочери, вместе с кабинетом.</w:t>
+        <w:t xml:space="preserve">В Ярославле это двадцать четыре разговора, а здесь шесть. Но каждый из шести станет клиентом на десять лет, если вы его не испортите. В Петербурге клиентов не меняют. Их наследуют, от отца к дочери, вместе с кабинетом и даже с медсестрой.</w:t>
       </w:r>
       <w:r>
         <w:t xml:space="preserve">”</w:t>
@@ -3645,19 +3645,19 @@
               <w:jc w:val="left"/>
             </w:pPr>
             <w:r>
-              <w:t xml:space="preserve">В Ярославле — двадцать четыре… Здесь — шесть.</w:t>
-            </w:r>
-          </w:p>
-        </w:tc>
-        <w:tc>
-          <w:tcPr/>
-          <w:p>
-            <w:pPr>
-              <w:pStyle w:val="Compact"/>
-              <w:jc w:val="left"/>
-            </w:pPr>
-            <w:r>
-              <w:t xml:space="preserve">생략 대구</w:t>
+              <w:t xml:space="preserve">В Ярославле это двадцать четыре разговора, а здесь шесть.</w:t>
+            </w:r>
+          </w:p>
+        </w:tc>
+        <w:tc>
+          <w:tcPr/>
+          <w:p>
+            <w:pPr>
+              <w:pStyle w:val="Compact"/>
+              <w:jc w:val="left"/>
+            </w:pPr>
+            <w:r>
+              <w:t xml:space="preserve">а로 잇는 대구</w:t>
             </w:r>
           </w:p>
         </w:tc>
@@ -3721,7 +3721,7 @@
               <w:jc w:val="left"/>
             </w:pPr>
             <w:r>
-              <w:t xml:space="preserve">…если не испортите.</w:t>
+              <w:t xml:space="preserve">…если вы его не испортите.</w:t>
             </w:r>
           </w:p>
         </w:tc>
@@ -3759,7 +3759,7 @@
               <w:jc w:val="left"/>
             </w:pPr>
             <w:r>
-              <w:t xml:space="preserve">В Петербурге клиентов не меняют. Их наследуют.</w:t>
+              <w:t xml:space="preserve">В Петербурге клиентов не меняют. Их наследуют…</w:t>
             </w:r>
           </w:p>
         </w:tc>
@@ -3797,19 +3797,19 @@
               <w:jc w:val="left"/>
             </w:pPr>
             <w:r>
-              <w:t xml:space="preserve">От отца к дочери, вместе с кабинетом.</w:t>
-            </w:r>
-          </w:p>
-        </w:tc>
-        <w:tc>
-          <w:tcPr/>
-          <w:p>
-            <w:pPr>
-              <w:pStyle w:val="Compact"/>
-              <w:jc w:val="left"/>
-            </w:pPr>
-            <w:r>
-              <w:t xml:space="preserve">от… к…, вместе с</w:t>
+              <w:t xml:space="preserve">от отца к дочери, вместе с кабинетом и даже с медсестрой.</w:t>
+            </w:r>
+          </w:p>
+        </w:tc>
+        <w:tc>
+          <w:tcPr/>
+          <w:p>
+            <w:pPr>
+              <w:pStyle w:val="Compact"/>
+              <w:jc w:val="left"/>
+            </w:pPr>
+            <w:r>
+              <w:t xml:space="preserve">от… к…, вместе с, даже(심지어)</w:t>
             </w:r>
           </w:p>
         </w:tc>
@@ -3833,7 +3833,7 @@
         <w:t xml:space="preserve">“</w:t>
       </w:r>
       <w:r>
-        <w:t xml:space="preserve">В A — N… Здесь — M. Но каждый из M…, если не… В B не… Их…</w:t>
+        <w:t xml:space="preserve">В A это N…, а здесь M. Но каждый из M…, если вы… не… В B не… Их…, от… к…, вместе с…</w:t>
       </w:r>
       <w:r>
         <w:t xml:space="preserve">”</w:t>
@@ -3852,7 +3852,7 @@
         <w:t xml:space="preserve"> </w:t>
       </w:r>
       <w:r>
-        <w:t xml:space="preserve">но · если не · от… к…</w:t>
+        <w:t xml:space="preserve">а · но · если не · от… к… · даже</w:t>
       </w:r>
       <w:r>
         <w:t xml:space="preserve"> </w:t>
@@ -3883,7 +3883,7 @@
         <w:t xml:space="preserve">”</w:t>
       </w:r>
       <w:r>
-        <w:t xml:space="preserve">를 대조하는 30~40단어 문장 만들기.</w:t>
+        <w:t xml:space="preserve">를 대조하는 35~60단어 발화 만들기.</w:t>
       </w:r>
     </w:p>
     <w:bookmarkEnd w:id="30"/>
@@ -4377,119 +4377,119 @@
         <w:pStyle w:val="FirstParagraph"/>
       </w:pPr>
       <w:r>
-        <w:t xml:space="preserve">디마: 목록이에요. 사흘에 클리닉 스무 곳. 하루 일곱 곳씩. 어젯밤에 짰어요.</w:t>
-      </w:r>
-    </w:p>
-    <w:p>
-      <w:pPr>
-        <w:pStyle w:val="BodyText"/>
-      </w:pPr>
-      <w:r>
-        <w:t xml:space="preserve">크리스티나: 스무 곳? 디마, 여긴 페테르부르크야. 하루에 — 미팅 두 개. 많아야 셋.</w:t>
-      </w:r>
-    </w:p>
-    <w:p>
-      <w:pPr>
-        <w:pStyle w:val="BodyText"/>
-      </w:pPr>
-      <w:r>
-        <w:t xml:space="preserve">디마: 야로슬라블에선 여덟 곳씩 했어. 모스크바에선 — 여섯. 페테르부르크는 모스크바보다 작잖아.</w:t>
-      </w:r>
-    </w:p>
-    <w:p>
-      <w:pPr>
-        <w:pStyle w:val="BodyText"/>
-      </w:pPr>
-      <w:r>
-        <w:t xml:space="preserve">크리스티나: 작지. 하지만 더 느려. 반년 살았어. 거긴 에스컬레이터에 서는 것도 달라.</w:t>
-      </w:r>
-    </w:p>
-    <w:p>
-      <w:pPr>
-        <w:pStyle w:val="BodyText"/>
-      </w:pPr>
-      <w:r>
-        <w:t xml:space="preserve">키릴: 어떻게 달라요? 오른쪽에 서고 왼쪽으로 걷잖아요. 어디나 그래요.</w:t>
-      </w:r>
-    </w:p>
-    <w:p>
-      <w:pPr>
-        <w:pStyle w:val="BodyText"/>
-      </w:pPr>
-      <w:r>
-        <w:t xml:space="preserve">크리스티나: 어디나 그렇지. 그런데 모스크바에선 왼쪽으로 뛰어. 가방으로 밀치고 사과도 안 해. 페테르부르크에선 왼쪽으로 걸어. 천천히, 책을 들고. 그리고 네가 뛰면 그렇게 쳐다봐서, 모스크바 전체가 한꺼번에 부끄러워져.</w:t>
-      </w:r>
-    </w:p>
-    <w:p>
-      <w:pPr>
-        <w:pStyle w:val="BodyText"/>
-      </w:pPr>
-      <w:r>
-        <w:t xml:space="preserve">알리나: 어떻게 서든 상관없어요. 수요일에 이르마의 의사 셋을 시험해요.</w:t>
-      </w:r>
-    </w:p>
-    <w:p>
-      <w:pPr>
-        <w:pStyle w:val="BodyText"/>
-      </w:pPr>
-      <w:r>
-        <w:t xml:space="preserve">디마: 알리나, 떨려?</w:t>
-      </w:r>
-    </w:p>
-    <w:p>
-      <w:pPr>
-        <w:pStyle w:val="BodyText"/>
-      </w:pPr>
-      <w:r>
-        <w:t xml:space="preserve">알리나: 떨려요. 이르마는 경력 22년이에요. 그런데 내가 그분께 질문을 하게 돼요. 코르닐로바가 나한테 했듯이.</w:t>
-      </w:r>
-    </w:p>
-    <w:p>
-      <w:pPr>
-        <w:pStyle w:val="BodyText"/>
-      </w:pPr>
-      <w:r>
-        <w:t xml:space="preserve">키릴: 코르닐로바가 그랬죠: 「거리 할인 없이」. 그럼 나이 할인도 없이.</w:t>
-      </w:r>
-    </w:p>
-    <w:p>
-      <w:pPr>
-        <w:pStyle w:val="BodyText"/>
-      </w:pPr>
-      <w:r>
-        <w:t xml:space="preserve">알리나: 고마워요, 키릴. 정말 도움이 됐어요.</w:t>
-      </w:r>
-    </w:p>
-    <w:p>
-      <w:pPr>
-        <w:pStyle w:val="BodyText"/>
-      </w:pPr>
-      <w:r>
-        <w:t xml:space="preserve">디마: 알렉세이 니콜라예비치가 매일 저녁 전화하래요. 8시. 모스크바 시간으로도 — 8시.</w:t>
-      </w:r>
-    </w:p>
-    <w:p>
-      <w:pPr>
-        <w:pStyle w:val="BodyText"/>
-      </w:pPr>
-      <w:r>
-        <w:t xml:space="preserve">크리스티나: 아직은 같은 시간이지. 좋아해 둬. 다음은 노보시비르스크야.</w:t>
-      </w:r>
-    </w:p>
-    <w:p>
-      <w:pPr>
-        <w:pStyle w:val="BodyText"/>
-      </w:pPr>
-      <w:r>
-        <w:t xml:space="preserve">디마: 좋아. 스무 곳. 그래도 해 볼게.</w:t>
-      </w:r>
-    </w:p>
-    <w:p>
-      <w:pPr>
-        <w:pStyle w:val="BodyText"/>
-      </w:pPr>
-      <w:r>
-        <w:t xml:space="preserve">크리스티나: 해 봐. 다만 저녁에 불평하지 마. 미리 말했어.</w:t>
+        <w:t xml:space="preserve">디마: 여기 목록이에요. 사흘에 클리닉 스무 곳, 그러니까 하루에 일곱 곳씩이요. 어젯밤에 만들었어요.</w:t>
+      </w:r>
+    </w:p>
+    <w:p>
+      <w:pPr>
+        <w:pStyle w:val="BodyText"/>
+      </w:pPr>
+      <w:r>
+        <w:t xml:space="preserve">크리스티나: 스무 곳? 디마, 여긴 페테르부르크야. 거기선 하루에 미팅 두 개, 많아야 세 개야.</w:t>
+      </w:r>
+    </w:p>
+    <w:p>
+      <w:pPr>
+        <w:pStyle w:val="BodyText"/>
+      </w:pPr>
+      <w:r>
+        <w:t xml:space="preserve">디마: 야로슬라블에선 하루에 여덟 곳, 모스크바에선 여섯 곳씩 했어요. 그리고 페테르부르크는 모스크바보다 작잖아요.</w:t>
+      </w:r>
+    </w:p>
+    <w:p>
+      <w:pPr>
+        <w:pStyle w:val="BodyText"/>
+      </w:pPr>
+      <w:r>
+        <w:t xml:space="preserve">크리스티나: 작지. 하지만 더 느려. 내가 거기서 반년 살았는데, 에스컬레이터에서도 서는 방식이 달라.</w:t>
+      </w:r>
+    </w:p>
+    <w:p>
+      <w:pPr>
+        <w:pStyle w:val="BodyText"/>
+      </w:pPr>
+      <w:r>
+        <w:t xml:space="preserve">키릴: 어떻게 다른데요? 오른쪽에 서고 왼쪽으로 걷잖아요. 제 생각엔 어디나 그래요.</w:t>
+      </w:r>
+    </w:p>
+    <w:p>
+      <w:pPr>
+        <w:pStyle w:val="BodyText"/>
+      </w:pPr>
+      <w:r>
+        <w:t xml:space="preserve">크리스티나: 어디나 그렇지. 그런데 모스크바에선 왼쪽으로 뛰고, 가방으로 밀치고, 사과도 안 해. 페테르부르크에선 왼쪽으로 책 들고 천천히 걸어. 그리고 네가 뛰면 사람들이 쳐다보는데, 모스크바 전체가 한꺼번에 부끄러워질 정도야.</w:t>
+      </w:r>
+    </w:p>
+    <w:p>
+      <w:pPr>
+        <w:pStyle w:val="BodyText"/>
+      </w:pPr>
+      <w:r>
+        <w:t xml:space="preserve">알리나: 거기서 어떻게 서든 상관없어요. 수요일에 이르마의 의사 세 명을 시험 봐야 하거든요.</w:t>
+      </w:r>
+    </w:p>
+    <w:p>
+      <w:pPr>
+        <w:pStyle w:val="BodyText"/>
+      </w:pPr>
+      <w:r>
+        <w:t xml:space="preserve">디마: 알리나, 시험 앞두고 긴장돼?</w:t>
+      </w:r>
+    </w:p>
+    <w:p>
+      <w:pPr>
+        <w:pStyle w:val="BodyText"/>
+      </w:pPr>
+      <w:r>
+        <w:t xml:space="preserve">알리나: 긴장돼요. 이르마는 22년 경력인데, 코르닐로바가 저한테 했던 것처럼 제가 질문을 던져야 하니까요.</w:t>
+      </w:r>
+    </w:p>
+    <w:p>
+      <w:pPr>
+        <w:pStyle w:val="BodyText"/>
+      </w:pPr>
+      <w:r>
+        <w:t xml:space="preserve">키릴: 코르닐로바가 「거리 할인 없이」라고 했잖아요. 그럼 나이 할인도 없는 거죠.</w:t>
+      </w:r>
+    </w:p>
+    <w:p>
+      <w:pPr>
+        <w:pStyle w:val="BodyText"/>
+      </w:pPr>
+      <w:r>
+        <w:t xml:space="preserve">알리나: 고마워, 키릴. 정말 큰 도움이 됐어, 아주 많이.</w:t>
+      </w:r>
+    </w:p>
+    <w:p>
+      <w:pPr>
+        <w:pStyle w:val="BodyText"/>
+      </w:pPr>
+      <w:r>
+        <w:t xml:space="preserve">디마: 알렉세이 니콜라예비치가 매일 저녁 8시에 전화하랬어요. 모스크바 시간으로도 8시니까 편하네요.</w:t>
+      </w:r>
+    </w:p>
+    <w:p>
+      <w:pPr>
+        <w:pStyle w:val="BodyText"/>
+      </w:pPr>
+      <w:r>
+        <w:t xml:space="preserve">크리스티나: 아직은 시간이 같으니 좋아해. 다음은 노보시비르스크고, 거긴 다 더 복잡할 거야.</w:t>
+      </w:r>
+    </w:p>
+    <w:p>
+      <w:pPr>
+        <w:pStyle w:val="BodyText"/>
+      </w:pPr>
+      <w:r>
+        <w:t xml:space="preserve">디마: 좋아요, 스무 곳으로 하죠. 그래도 해 볼게요, 혹시 될지도 모르니까요.</w:t>
+      </w:r>
+    </w:p>
+    <w:p>
+      <w:pPr>
+        <w:pStyle w:val="BodyText"/>
+      </w:pPr>
+      <w:r>
+        <w:t xml:space="preserve">크리스티나: 해 봐. 대신 저녁에 투덜대지 마. 내가 미리 경고했으니까.</w:t>
       </w:r>
     </w:p>
     <w:bookmarkEnd w:id="33"/>
@@ -4507,279 +4507,279 @@
         <w:pStyle w:val="FirstParagraph"/>
       </w:pPr>
       <w:r>
-        <w:t xml:space="preserve">게오르기: 게오르기 아르카디예비치. 「발트메드」 영업 책임자. 게오르기라고 해도 돼요. 고샤도 돼요 — 다만 두 번째 만남 이후에.</w:t>
-      </w:r>
-    </w:p>
-    <w:p>
-      <w:pPr>
-        <w:pStyle w:val="BodyText"/>
-      </w:pPr>
-      <w:r>
-        <w:t xml:space="preserve">디마: 드미트리. 디마는 바로 돼요. 목록을 짰어요. 사흘에 클리닉 스무 곳.</w:t>
-      </w:r>
-    </w:p>
-    <w:p>
-      <w:pPr>
-        <w:pStyle w:val="BodyText"/>
-      </w:pPr>
-      <w:r>
-        <w:t xml:space="preserve">게오르기: 스무 곳. 봅시다. 첫째 — 「북쪽의 베네치아」. 원장이 안 만나 줄 거예요. 2주 전에 보낸 편지로만 만나요. 종이에, 서명해서. 이메일은 냅킨 위의 쪽지로 여기세요.</w:t>
-      </w:r>
-    </w:p>
-    <w:p>
-      <w:pPr>
-        <w:pStyle w:val="BodyText"/>
-      </w:pPr>
-      <w:r>
-        <w:t xml:space="preserve">디마: 2주 전이요? 우린 2주가 없어요. 사흘이에요.</w:t>
-      </w:r>
-    </w:p>
-    <w:p>
-      <w:pPr>
-        <w:pStyle w:val="BodyText"/>
-      </w:pPr>
-      <w:r>
-        <w:t xml:space="preserve">게오르기: 당신들은 사흘. 그분은 — 경력 30년. 누가 누구를 기다리겠어요?</w:t>
-      </w:r>
-    </w:p>
-    <w:p>
-      <w:pPr>
-        <w:pStyle w:val="BodyText"/>
-      </w:pPr>
-      <w:r>
-        <w:t xml:space="preserve">디마: 알겠어요. 둘째는요?</w:t>
-      </w:r>
-    </w:p>
-    <w:p>
-      <w:pPr>
-        <w:pStyle w:val="BodyText"/>
-      </w:pPr>
-      <w:r>
-        <w:t xml:space="preserve">게오르기: 둘째는 만나 줄 거예요. 하지만 가격부터 시작하면 — 5분 만에 대화가 끝나요. 여기선 가격으로 시작하지 않아요. 당신이 누구고 어디서 왔고, 누가 추천했고, 왜 모스크바가 아니라 여기 있는지로 시작해요. 가격은 그쪽이 물어요. 원하면.</w:t>
-      </w:r>
-    </w:p>
-    <w:p>
-      <w:pPr>
-        <w:pStyle w:val="BodyText"/>
-      </w:pPr>
-      <w:r>
-        <w:t xml:space="preserve">디마: 모스크바에선 늘 가격으로 시작해요. 시간을 아끼죠.</w:t>
-      </w:r>
-    </w:p>
-    <w:p>
-      <w:pPr>
-        <w:pStyle w:val="BodyText"/>
-      </w:pPr>
-      <w:r>
-        <w:t xml:space="preserve">게오르기: 모스크바에선 시간을 아끼죠. 페테르부르크에선 그렇게 안 해요. 우린 말을 아껴요.</w:t>
-      </w:r>
-    </w:p>
-    <w:p>
-      <w:pPr>
-        <w:pStyle w:val="BodyText"/>
-      </w:pPr>
-      <w:r>
-        <w:t xml:space="preserve">키릴: 더 길게 말하는데 어떻게 말을 아껴요?</w:t>
-      </w:r>
-    </w:p>
-    <w:p>
-      <w:pPr>
-        <w:pStyle w:val="BodyText"/>
-      </w:pPr>
-      <w:r>
-        <w:t xml:space="preserve">게오르기: 더 길게 말하죠. 하지만 반복하지 않아요. 모스크바 사람은 「빨리 합시다」를 세 번 말해요. 페테르부르크 사람은 「생각해 보죠」를 한 번 말해요. 그리고 생각해요.</w:t>
-      </w:r>
-    </w:p>
-    <w:p>
-      <w:pPr>
-        <w:pStyle w:val="BodyText"/>
-      </w:pPr>
-      <w:r>
-        <w:t xml:space="preserve">크리스티나: 맞아요. 여기서 팔았어요. 반년. 여기서 「생각해 보죠」는 「아니요」가 아니에요. 「한 달 뒤」예요.</w:t>
-      </w:r>
-    </w:p>
-    <w:p>
-      <w:pPr>
-        <w:pStyle w:val="BodyText"/>
-      </w:pPr>
-      <w:r>
-        <w:t xml:space="preserve">게오르기: 크리스티나? 그 크리스티나? 방송의?</w:t>
-      </w:r>
-    </w:p>
-    <w:p>
-      <w:pPr>
-        <w:pStyle w:val="BodyText"/>
-      </w:pPr>
-      <w:r>
-        <w:t xml:space="preserve">크리스티나: 그 크리스티나. 지금은 — 안 팔아요. 보는 법을 가르쳐요.</w:t>
-      </w:r>
-    </w:p>
-    <w:p>
-      <w:pPr>
-        <w:pStyle w:val="BodyText"/>
-      </w:pPr>
-      <w:r>
-        <w:t xml:space="preserve">게오르기: 방송 봤어요. 빨간 글씨까지. 내 누나 둘이 — 마스터예요. 둘 다 그다음에 나한테 전화했어요.</w:t>
-      </w:r>
-    </w:p>
-    <w:p>
-      <w:pPr>
-        <w:pStyle w:val="BodyText"/>
-      </w:pPr>
-      <w:r>
-        <w:t xml:space="preserve">디마: 좋아요. 그럼 스무 곳 중 — 실제로는 몇 곳?</w:t>
-      </w:r>
-    </w:p>
-    <w:p>
-      <w:pPr>
-        <w:pStyle w:val="BodyText"/>
-      </w:pPr>
-      <w:r>
-        <w:t xml:space="preserve">게오르기: 여섯. 사흘에. 운이 좋으면 — 일곱. 그리고 저녁 식사 한 번. 저녁 없이는 여기선 아무것도 서명 안 해요.</w:t>
-      </w:r>
-    </w:p>
-    <w:p>
-      <w:pPr>
-        <w:pStyle w:val="BodyText"/>
-      </w:pPr>
-      <w:r>
-        <w:t xml:space="preserve">디마: 여섯. 야로슬라블이면 그동안 스물넷은 했을 거예요.</w:t>
-      </w:r>
-    </w:p>
-    <w:p>
-      <w:pPr>
-        <w:pStyle w:val="BodyText"/>
-      </w:pPr>
-      <w:r>
-        <w:t xml:space="preserve">게오르기: 야로슬라블에선 — 대화 스물넷. 여기선 — 여섯. 하지만 망치지만 않으면 여섯 곳 모두 10년 고객이 될 거예요. 페테르부르크에선 고객을 바꾸지 않아요. 물려받죠. 아버지에게서 딸에게, 진료실과 함께.</w:t>
-      </w:r>
-    </w:p>
-    <w:p>
-      <w:pPr>
-        <w:pStyle w:val="BodyText"/>
-      </w:pPr>
-      <w:r>
-        <w:t xml:space="preserve">알리나: 어떻게 하면 안 망쳐요? 솔직히 말해 주세요. 매달 올 거예요.</w:t>
-      </w:r>
-    </w:p>
-    <w:p>
-      <w:pPr>
-        <w:pStyle w:val="BodyText"/>
-      </w:pPr>
-      <w:r>
-        <w:t xml:space="preserve">게오르기: 첫째. 시간. 5분 늦으면 — 안 와도 돼요. 10분 일찍 와도 — 나빠요. 정각.</w:t>
-      </w:r>
-    </w:p>
-    <w:p>
-      <w:pPr>
-        <w:pStyle w:val="BodyText"/>
-      </w:pPr>
-      <w:r>
-        <w:t xml:space="preserve">키릴: 정각. 보리스 이고레비치처럼.</w:t>
-      </w:r>
-    </w:p>
-    <w:p>
-      <w:pPr>
-        <w:pStyle w:val="BodyText"/>
-      </w:pPr>
-      <w:r>
-        <w:t xml:space="preserve">게오르기: 둘째. 이름과 부칭. 젊은 사람에게도. 「그냥 안나」라고 해도요.</w:t>
-      </w:r>
-    </w:p>
-    <w:p>
-      <w:pPr>
-        <w:pStyle w:val="BodyText"/>
-      </w:pPr>
-      <w:r>
-        <w:t xml:space="preserve">디마: 셋째는요?</w:t>
-      </w:r>
-    </w:p>
-    <w:p>
-      <w:pPr>
-        <w:pStyle w:val="BodyText"/>
-      </w:pPr>
-      <w:r>
-        <w:t xml:space="preserve">게오르기: 셋째. 모스크바를 칭찬하지 마요. 욕하지도 마요. 그냥 언급하지 마요. 여긴 그거에 지쳤어요.</w:t>
-      </w:r>
-    </w:p>
-    <w:p>
-      <w:pPr>
-        <w:pStyle w:val="BodyText"/>
-      </w:pPr>
-      <w:r>
-        <w:t xml:space="preserve">키릴: 모스크바강도 언급하면 안 돼요?</w:t>
-      </w:r>
-    </w:p>
-    <w:p>
-      <w:pPr>
-        <w:pStyle w:val="BodyText"/>
-      </w:pPr>
-      <w:r>
-        <w:t xml:space="preserve">디마: 그럼 어디서 왔다고 해요?</w:t>
-      </w:r>
-    </w:p>
-    <w:p>
-      <w:pPr>
-        <w:pStyle w:val="BodyText"/>
-      </w:pPr>
-      <w:r>
-        <w:t xml:space="preserve">게오르기: 이렇게 말해요: 「당신에게 배우러 왔습니다」. 팔러 왔어도요. 거짓말이 아니에요. 정말 배우게 될 테니까.</w:t>
-      </w:r>
-    </w:p>
-    <w:p>
-      <w:pPr>
-        <w:pStyle w:val="BodyText"/>
-      </w:pPr>
-      <w:r>
-        <w:t xml:space="preserve">크리스티나: 맞아요. 나도 여기서 판 것보다 배운 게 더 많아요.</w:t>
-      </w:r>
-    </w:p>
-    <w:p>
-      <w:pPr>
-        <w:pStyle w:val="BodyText"/>
-      </w:pPr>
-      <w:r>
-        <w:t xml:space="preserve">디마: 좋아요. 여섯 곳. 편지는 — 오늘. 「포드예즈드」 하나 물어봐도 돼요? 비밀번호 모르면 어떻게 들어가요?</w:t>
-      </w:r>
-    </w:p>
-    <w:p>
-      <w:pPr>
-        <w:pStyle w:val="BodyText"/>
-      </w:pPr>
-      <w:r>
-        <w:t xml:space="preserve">게오르기: 뭐요?</w:t>
-      </w:r>
-    </w:p>
-    <w:p>
-      <w:pPr>
-        <w:pStyle w:val="BodyText"/>
-      </w:pPr>
-      <w:r>
-        <w:t xml:space="preserve">디마: 「포드예즈드」요. 건물 출입구. 페트로그라드스카야 클리닉.</w:t>
-      </w:r>
-    </w:p>
-    <w:p>
-      <w:pPr>
-        <w:pStyle w:val="BodyText"/>
-      </w:pPr>
-      <w:r>
-        <w:t xml:space="preserve">게오르기: 「파라드나야」. 페테르부르크에선 — 파라드나야. 포드예즈드는 모스크바 말이에요. 그리고 「보르듀르」가 아니라 「포레브릭」. 적어요. 공짜예요.</w:t>
-      </w:r>
-    </w:p>
-    <w:p>
-      <w:pPr>
-        <w:pStyle w:val="BodyText"/>
-      </w:pPr>
-      <w:r>
-        <w:t xml:space="preserve">디마: 파라드나야. 포레브릭. 적었어요. 그럼 「샤우르마」는요?</w:t>
-      </w:r>
-    </w:p>
-    <w:p>
-      <w:pPr>
-        <w:pStyle w:val="BodyText"/>
-      </w:pPr>
-      <w:r>
-        <w:t xml:space="preserve">게오르기: 「샤베르마」. 원장에게 「샤우르마」라고 하면 — 영원히 기억할 거예요. 좋은 의미가 아니라.</w:t>
+        <w:t xml:space="preserve">게오르기: 게오르기 아르카디예비치, 「발트메드」 영업 책임자예요. 그냥 게오르기라고 하셔도 되고, 고샤는 두 번째 만남부터예요.</w:t>
+      </w:r>
+    </w:p>
+    <w:p>
+      <w:pPr>
+        <w:pStyle w:val="BodyText"/>
+      </w:pPr>
+      <w:r>
+        <w:t xml:space="preserve">디마: 드미트리예요. 저는 바로 디마라고 부르셔도 돼요. 목록을 만들었어요. 사흘에 클리닉 스무 곳이요.</w:t>
+      </w:r>
+    </w:p>
+    <w:p>
+      <w:pPr>
+        <w:pStyle w:val="BodyText"/>
+      </w:pPr>
+      <w:r>
+        <w:t xml:space="preserve">게오르기: 스무 곳이라. 봅시다. 첫 번째는 「북쪽의 베네치아」. 거기 원장은 안 만나 줄 거예요. 2주 전에 보낸 편지, 그것도 종이에 서명한 편지로만 만나 주거든요. 이메일은 냅킨에 쓴 메모로 여겨요.</w:t>
+      </w:r>
+    </w:p>
+    <w:p>
+      <w:pPr>
+        <w:pStyle w:val="BodyText"/>
+      </w:pPr>
+      <w:r>
+        <w:t xml:space="preserve">디마: 2주 전이요? 우린 2주가 없어요. 사흘뿐이에요.</w:t>
+      </w:r>
+    </w:p>
+    <w:p>
+      <w:pPr>
+        <w:pStyle w:val="BodyText"/>
+      </w:pPr>
+      <w:r>
+        <w:t xml:space="preserve">게오르기: 당신들은 사흘이 있고, 그분은 30년 경력이 있죠. 누가 누구를 기다릴 것 같아요?</w:t>
+      </w:r>
+    </w:p>
+    <w:p>
+      <w:pPr>
+        <w:pStyle w:val="BodyText"/>
+      </w:pPr>
+      <w:r>
+        <w:t xml:space="preserve">디마: 알겠어요, 고마워요. 그럼 목록의 두 번째 클리닉은요?</w:t>
+      </w:r>
+    </w:p>
+    <w:p>
+      <w:pPr>
+        <w:pStyle w:val="BodyText"/>
+      </w:pPr>
+      <w:r>
+        <w:t xml:space="preserve">게오르기: 두 번째는 만나 줄 거예요. 하지만 가격으로 시작하면 5분 만에 대화가 끝나요. 여기선 가격으로 시작하지 않아요. 당신이 누구고 어디서 왔는지, 누가 추천했는지, 왜 모스크바가 아니라 여기 있는지로 시작해요. 가격은 원하면 그쪽이 먼저 물어요.</w:t>
+      </w:r>
+    </w:p>
+    <w:p>
+      <w:pPr>
+        <w:pStyle w:val="BodyText"/>
+      </w:pPr>
+      <w:r>
+        <w:t xml:space="preserve">디마: 모스크바에선 시간을 아끼려고 늘 가격부터 시작하는데요.</w:t>
+      </w:r>
+    </w:p>
+    <w:p>
+      <w:pPr>
+        <w:pStyle w:val="BodyText"/>
+      </w:pPr>
+      <w:r>
+        <w:t xml:space="preserve">게오르기: 모스크바는 시간을 아끼죠. 페테르부르크에선 그렇게 안 해요. 우리는 말을 아껴요. 그건 완전히 다른 거예요.</w:t>
+      </w:r>
+    </w:p>
+    <w:p>
+      <w:pPr>
+        <w:pStyle w:val="BodyText"/>
+      </w:pPr>
+      <w:r>
+        <w:t xml:space="preserve">키릴: 더 오래 말하는데 어떻게 말을 아껴요?</w:t>
+      </w:r>
+    </w:p>
+    <w:p>
+      <w:pPr>
+        <w:pStyle w:val="BodyText"/>
+      </w:pPr>
+      <w:r>
+        <w:t xml:space="preserve">게오르기: 더 오래 말하지만 반복은 안 해요. 모스크바 사람은 「빨리 합시다」를 세 번 말하고, 페테르부르크 사람은 「생각해 보죠」를 한 번 말하고 정말로 생각해요.</w:t>
+      </w:r>
+    </w:p>
+    <w:p>
+      <w:pPr>
+        <w:pStyle w:val="BodyText"/>
+      </w:pPr>
+      <w:r>
+        <w:t xml:space="preserve">크리스티나: 맞아요, 제가 여기서 반년 팔아 봤어요. 여기서 「생각해 보죠」는 「아니요」가 아니에요. 「한 달 뒤」예요.</w:t>
+      </w:r>
+    </w:p>
+    <w:p>
+      <w:pPr>
+        <w:pStyle w:val="BodyText"/>
+      </w:pPr>
+      <w:r>
+        <w:t xml:space="preserve">게오르기: 크리스티나? 방송에 나온 바로 그분? 이건 뜻밖의 만남이네요.</w:t>
+      </w:r>
+    </w:p>
+    <w:p>
+      <w:pPr>
+        <w:pStyle w:val="BodyText"/>
+      </w:pPr>
+      <w:r>
+        <w:t xml:space="preserve">크리스티나: 네, 바로 그 사람이에요. 다만 지금은 안 팔고, 사람들에게 알아보는 법을 가르쳐요.</w:t>
+      </w:r>
+    </w:p>
+    <w:p>
+      <w:pPr>
+        <w:pStyle w:val="BodyText"/>
+      </w:pPr>
+      <w:r>
+        <w:t xml:space="preserve">게오르기: 방송을 빨간 자막 나올 때까지 봤어요. 제 누나 둘이 마스터인데, 둘 다 나중에 저한테 전화했어요.</w:t>
+      </w:r>
+    </w:p>
+    <w:p>
+      <w:pPr>
+        <w:pStyle w:val="BodyText"/>
+      </w:pPr>
+      <w:r>
+        <w:t xml:space="preserve">디마: 좋아요. 그럼 사흘에 스무 곳 중 실제로 몇 곳이 가능해요?</w:t>
+      </w:r>
+    </w:p>
+    <w:p>
+      <w:pPr>
+        <w:pStyle w:val="BodyText"/>
+      </w:pPr>
+      <w:r>
+        <w:t xml:space="preserve">게오르기: 사흘에 여섯 곳, 운이 좋으면 일곱 곳이에요. 그리고 저녁 식사 한 번. 여기선 저녁 없이는 아무것도 서명 안 하거든요.</w:t>
+      </w:r>
+    </w:p>
+    <w:p>
+      <w:pPr>
+        <w:pStyle w:val="BodyText"/>
+      </w:pPr>
+      <w:r>
+        <w:t xml:space="preserve">디마: 여섯 곳이요? 야로슬라블이었으면 그 시간에 스물네 번 미팅했을 거예요.</w:t>
+      </w:r>
+    </w:p>
+    <w:p>
+      <w:pPr>
+        <w:pStyle w:val="BodyText"/>
+      </w:pPr>
+      <w:r>
+        <w:t xml:space="preserve">게오르기: 야로슬라블에선 대화가 스물네 번이고, 여기선 여섯 번이죠. 하지만 그 여섯 곳 하나하나가, 망치지만 않으면 10년짜리 고객이 돼요. 페테르부르크에선 고객을 바꾸지 않아요. 물려받아요. 아버지에게서 딸에게로, 진료실과 함께, 심지어 간호사까지요.</w:t>
+      </w:r>
+    </w:p>
+    <w:p>
+      <w:pPr>
+        <w:pStyle w:val="BodyText"/>
+      </w:pPr>
+      <w:r>
+        <w:t xml:space="preserve">알리나: 어떻게 하면 안 망쳐요? 솔직히 말씀해 주세요. 우린 매달 여기 올 거니까요.</w:t>
+      </w:r>
+    </w:p>
+    <w:p>
+      <w:pPr>
+        <w:pStyle w:val="BodyText"/>
+      </w:pPr>
+      <w:r>
+        <w:t xml:space="preserve">게오르기: 첫째, 시간이요. 5분 늦으면 아예 안 오셔도 되고, 10분 일찍 와도 안 좋아요. 정각에 오세요.</w:t>
+      </w:r>
+    </w:p>
+    <w:p>
+      <w:pPr>
+        <w:pStyle w:val="BodyText"/>
+      </w:pPr>
+      <w:r>
+        <w:t xml:space="preserve">키릴: 정각이라, 한 번도 안 늦는 보리스 이고레비치처럼요.</w:t>
+      </w:r>
+    </w:p>
+    <w:p>
+      <w:pPr>
+        <w:pStyle w:val="BodyText"/>
+      </w:pPr>
+      <w:r>
+        <w:t xml:space="preserve">게오르기: 둘째, 이름과 부칭이요. 젊은 사람에게도, 「그냥 안나라고 하세요」라고 해도 그렇게 부르세요.</w:t>
+      </w:r>
+    </w:p>
+    <w:p>
+      <w:pPr>
+        <w:pStyle w:val="BodyText"/>
+      </w:pPr>
+      <w:r>
+        <w:t xml:space="preserve">디마: 셋째는 뭐예요, 게오르기 아르카디예비치?</w:t>
+      </w:r>
+    </w:p>
+    <w:p>
+      <w:pPr>
+        <w:pStyle w:val="BodyText"/>
+      </w:pPr>
+      <w:r>
+        <w:t xml:space="preserve">게오르기: 셋째, 모스크바를 칭찬하지도 욕하지도 마세요. 그냥 언급하지 마세요. 여기선 그게 정말 지겹거든요.</w:t>
+      </w:r>
+    </w:p>
+    <w:p>
+      <w:pPr>
+        <w:pStyle w:val="BodyText"/>
+      </w:pPr>
+      <w:r>
+        <w:t xml:space="preserve">키릴: 설마 모스크바강도 언급하면 안 돼요?</w:t>
+      </w:r>
+    </w:p>
+    <w:p>
+      <w:pPr>
+        <w:pStyle w:val="BodyText"/>
+      </w:pPr>
+      <w:r>
+        <w:t xml:space="preserve">디마: 그럼 어디서 왔는지는 어떻게 말해요?</w:t>
+      </w:r>
+    </w:p>
+    <w:p>
+      <w:pPr>
+        <w:pStyle w:val="BodyText"/>
+      </w:pPr>
+      <w:r>
+        <w:t xml:space="preserve">게오르기: 「당신에게 배우러 왔습니다」라고 하세요. 팔러 왔더라도 거짓말은 아니에요. 실제로 배우게 될 테니까요.</w:t>
+      </w:r>
+    </w:p>
+    <w:p>
+      <w:pPr>
+        <w:pStyle w:val="BodyText"/>
+      </w:pPr>
+      <w:r>
+        <w:t xml:space="preserve">크리스티나: 맞아요. 저는 여기서 판 것보다 훨씬 많이 배웠어요.</w:t>
+      </w:r>
+    </w:p>
+    <w:p>
+      <w:pPr>
+        <w:pStyle w:val="BodyText"/>
+      </w:pPr>
+      <w:r>
+        <w:t xml:space="preserve">디마: 좋아요. 클리닉 여섯 곳, 편지는 오늘 보낼게요. 하나 더, 출입구에 대해 물어봐도 될까요? 비밀번호를 모르면 어떻게 들어가요?</w:t>
+      </w:r>
+    </w:p>
+    <w:p>
+      <w:pPr>
+        <w:pStyle w:val="BodyText"/>
+      </w:pPr>
+      <w:r>
+        <w:t xml:space="preserve">게오르기: 죄송한데, 뭘 물어보시는 거죠?</w:t>
+      </w:r>
+    </w:p>
+    <w:p>
+      <w:pPr>
+        <w:pStyle w:val="BodyText"/>
+      </w:pPr>
+      <w:r>
+        <w:t xml:space="preserve">디마: 「포드예즈드」요. 그러니까 건물 출입구요, 페트로그라드스카야 쪽 클리닉이요.</w:t>
+      </w:r>
+    </w:p>
+    <w:p>
+      <w:pPr>
+        <w:pStyle w:val="BodyText"/>
+      </w:pPr>
+      <w:r>
+        <w:t xml:space="preserve">게오르기: 「파라드나야」로요. 페테르부르크에선 「파라드나야」라고 하고, 「포드예즈드」는 모스크바 말이에요. 그리고 「보르듀르」가 아니라 「포레브리크」(연석). 적어 두세요, 공짜예요.</w:t>
+      </w:r>
+    </w:p>
+    <w:p>
+      <w:pPr>
+        <w:pStyle w:val="BodyText"/>
+      </w:pPr>
+      <w:r>
+        <w:t xml:space="preserve">디마: 파라드나야, 포레브리크, 적었어요. 그럼 여기선 샤우르마를 뭐라고 해요?</w:t>
+      </w:r>
+    </w:p>
+    <w:p>
+      <w:pPr>
+        <w:pStyle w:val="BodyText"/>
+      </w:pPr>
+      <w:r>
+        <w:t xml:space="preserve">게오르기: 샤베르마요. 원장 앞에서 「샤우르마」라고 하면 영원히 기억할 거예요. 좋은 의미로는 아니고요.</w:t>
       </w:r>
     </w:p>
     <w:bookmarkEnd w:id="34"/>
@@ -4797,239 +4797,239 @@
         <w:pStyle w:val="FirstParagraph"/>
       </w:pPr>
       <w:r>
-        <w:t xml:space="preserve">바인시테인: 들어오세요. 앉으세요. 게오르기 아르카디예비치가 미리 알려 줬어요. 모스크바죠?</w:t>
-      </w:r>
-    </w:p>
-    <w:p>
-      <w:pPr>
-        <w:pStyle w:val="BodyText"/>
-      </w:pPr>
-      <w:r>
-        <w:t xml:space="preserve">디마: 네. 아니… 선생님께 배우러 왔습니다, 레프 아로노비치.</w:t>
-      </w:r>
-    </w:p>
-    <w:p>
-      <w:pPr>
-        <w:pStyle w:val="BodyText"/>
-      </w:pPr>
-      <w:r>
-        <w:t xml:space="preserve">바인시테인: 배우러. 나한테. 의료계 46년. 뭘 배우고 싶은데요?</w:t>
-      </w:r>
-    </w:p>
-    <w:p>
-      <w:pPr>
-        <w:pStyle w:val="BodyText"/>
-      </w:pPr>
-      <w:r>
-        <w:t xml:space="preserve">디마: 페테르부르크에서 어떻게 일하는지. 여기선 의사들과 어떻게 말하는지.</w:t>
-      </w:r>
-    </w:p>
-    <w:p>
-      <w:pPr>
-        <w:pStyle w:val="BodyText"/>
-      </w:pPr>
-      <w:r>
-        <w:t xml:space="preserve">바인시테인: 좋은 답이네요. 거의 페테르부르크식이에요. 차 마실래요? 빨리는 안 돼요. 직접 우려요.</w:t>
-      </w:r>
-    </w:p>
-    <w:p>
-      <w:pPr>
-        <w:pStyle w:val="BodyText"/>
-      </w:pPr>
-      <w:r>
-        <w:t xml:space="preserve">게오르기: 마실게요, 레프 아로노비치. 서두르지 않아요.</w:t>
-      </w:r>
-    </w:p>
-    <w:p>
-      <w:pPr>
-        <w:pStyle w:val="BodyText"/>
-      </w:pPr>
-      <w:r>
-        <w:t xml:space="preserve">바인시테인: 이 건물은 1902년에 지어졌어요. 여기가 약국이었죠. 그다음 — 병원. 봉쇄 때는 여기 부상자들이 누워 있었어요. 우리 어머니가 여기 간호사였어요. 열일곱 살. 걸을 수 없는 날에도 매일 이 계단으로 2층에 올라갔대요.</w:t>
-      </w:r>
-    </w:p>
-    <w:p>
-      <w:pPr>
-        <w:pStyle w:val="BodyText"/>
-      </w:pPr>
-      <w:r>
-        <w:t xml:space="preserve">디마: 어머님이요? 여기서요?</w:t>
-      </w:r>
-    </w:p>
-    <w:p>
-      <w:pPr>
-        <w:pStyle w:val="BodyText"/>
-      </w:pPr>
-      <w:r>
-        <w:t xml:space="preserve">바인시테인: 여기서. 약국엔 붕대와 알코올만 남아 있었대요. 그래도 — 매일 아침 일지. 누구, 무엇, 얼마나. 빵이 없을 때도. 어머니는 그 뒤로 평생 일지를 쓰셨어요. 집에서도, 잼 만들 때도.</w:t>
-      </w:r>
-    </w:p>
-    <w:p>
-      <w:pPr>
-        <w:pStyle w:val="BodyText"/>
-      </w:pPr>
-      <w:r>
-        <w:t xml:space="preserve">디마: 일지. 우리 파트너 마리나에게도 — 온도 일지가 있어요. 12년.</w:t>
-      </w:r>
-    </w:p>
-    <w:p>
-      <w:pPr>
-        <w:pStyle w:val="BodyText"/>
-      </w:pPr>
-      <w:r>
-        <w:t xml:space="preserve">바인시테인: 레베데바. 알아요. 그 아버지가 내 동생을 수술했어요. 좋은 외과의죠. 책상 위의 작은 종이.</w:t>
-      </w:r>
-    </w:p>
-    <w:p>
-      <w:pPr>
-        <w:pStyle w:val="BodyText"/>
-      </w:pPr>
-      <w:r>
-        <w:t xml:space="preserve">디마: 「해를 끼치지 마라」. 우리한테 사본을 선물했어요.</w:t>
-      </w:r>
-    </w:p>
-    <w:p>
-      <w:pPr>
-        <w:pStyle w:val="BodyText"/>
-      </w:pPr>
-      <w:r>
-        <w:t xml:space="preserve">바인시테인: 선물했어요? 그럼 당신들을 믿는 거네요. 그 사람은 아무에게도 아무것도 선물하지 않아요. 나한테도.</w:t>
-      </w:r>
-    </w:p>
-    <w:p>
-      <w:pPr>
-        <w:pStyle w:val="BodyText"/>
-      </w:pPr>
-      <w:r>
-        <w:t xml:space="preserve">디마: 레프 아로노비치, 물량을 여쭤봐도 될까요? 한 달 시술 수, 어떤 제품을 쓰시는지?</w:t>
-      </w:r>
-    </w:p>
-    <w:p>
-      <w:pPr>
-        <w:pStyle w:val="BodyText"/>
-      </w:pPr>
-      <w:r>
-        <w:t xml:space="preserve">바인시테인: 물량. 벌써. 게오르기 아르카디예비치, 이 젊은이가 서두르네요.</w:t>
-      </w:r>
-    </w:p>
-    <w:p>
-      <w:pPr>
-        <w:pStyle w:val="BodyText"/>
-      </w:pPr>
-      <w:r>
-        <w:t xml:space="preserve">게오르기: 서두르죠, 레프 아로노비치. 야로슬라블 출신이에요. 거긴 소들이 우리보다 덜 기다리거든요.</w:t>
-      </w:r>
-    </w:p>
-    <w:p>
-      <w:pPr>
-        <w:pStyle w:val="BodyText"/>
-      </w:pPr>
-      <w:r>
-        <w:t xml:space="preserve">디마: 죄송합니다. 저… 네. 서두르고 있어요. 제 문제예요. 우리 대표님도 서둘러요. 그것 때문에 이미 혼났어요.</w:t>
-      </w:r>
-    </w:p>
-    <w:p>
-      <w:pPr>
-        <w:pStyle w:val="BodyText"/>
-      </w:pPr>
-      <w:r>
-        <w:t xml:space="preserve">바인시테인: 누가 혼냈어요?</w:t>
-      </w:r>
-    </w:p>
-    <w:p>
-      <w:pPr>
-        <w:pStyle w:val="BodyText"/>
-      </w:pPr>
-      <w:r>
-        <w:t xml:space="preserve">디마: 한국 대표님이요. 저녁 식사 자리에서. 할머니 얘기를 하는데 대표님이 외상 얘기를 꺼냈거든요.</w:t>
-      </w:r>
-    </w:p>
-    <w:p>
-      <w:pPr>
-        <w:pStyle w:val="BodyText"/>
-      </w:pPr>
-      <w:r>
-        <w:t xml:space="preserve">바인시테인: 한국 대표가 옳아요. 할머니들 얘기하는 식탁에선 돈 얘기를 안 해요. 서울에서도, 페테르부르크에서도.</w:t>
-      </w:r>
-    </w:p>
-    <w:p>
-      <w:pPr>
-        <w:pStyle w:val="BodyText"/>
-      </w:pPr>
-      <w:r>
-        <w:t xml:space="preserve">디마: 그럼 물량은 안 여쭐게요. 오늘은.</w:t>
-      </w:r>
-    </w:p>
-    <w:p>
-      <w:pPr>
-        <w:pStyle w:val="BodyText"/>
-      </w:pPr>
-      <w:r>
-        <w:t xml:space="preserve">바인시테인: 오늘은 — 안 묻겠죠. 한 달 뒤엔 내가 전화할게요. 당신들 「합병증」 과정이 소문대로라면.</w:t>
-      </w:r>
-    </w:p>
-    <w:p>
-      <w:pPr>
-        <w:pStyle w:val="BodyText"/>
-      </w:pPr>
-      <w:r>
-        <w:t xml:space="preserve">디마: 무료예요. 어느 의사든. 브랜드 없이. 와서 아무것도 안 사셔도 돼요.</w:t>
-      </w:r>
-    </w:p>
-    <w:p>
-      <w:pPr>
-        <w:pStyle w:val="BodyText"/>
-      </w:pPr>
-      <w:r>
-        <w:t xml:space="preserve">바인시테인: 아무것도 안 사도 된다. 마음에 드네요. 갈게요. 우리 의사 둘을 데리고. 당신들이 어떤 사람들인지 보러.</w:t>
-      </w:r>
-    </w:p>
-    <w:p>
-      <w:pPr>
-        <w:pStyle w:val="BodyText"/>
-      </w:pPr>
-      <w:r>
-        <w:t xml:space="preserve">게오르기: 레프 아로노비치, 그건 「예」라는 뜻이에요?</w:t>
-      </w:r>
-    </w:p>
-    <w:p>
-      <w:pPr>
-        <w:pStyle w:val="BodyText"/>
-      </w:pPr>
-      <w:r>
-        <w:t xml:space="preserve">바인시테인: 「생각해 보죠」라는 뜻이에요. 알잖아요, 고샤.</w:t>
-      </w:r>
-    </w:p>
-    <w:p>
-      <w:pPr>
-        <w:pStyle w:val="BodyText"/>
-      </w:pPr>
-      <w:r>
-        <w:t xml:space="preserve">게오르기: 알아요. 감사합니다. 차 잘 마셨어요.</w:t>
-      </w:r>
-    </w:p>
-    <w:p>
-      <w:pPr>
-        <w:pStyle w:val="BodyText"/>
-      </w:pPr>
-      <w:r>
-        <w:t xml:space="preserve">바인시테인: 젊은이. 드미트리. 부칭이 어떻게 돼요?</w:t>
-      </w:r>
-    </w:p>
-    <w:p>
-      <w:pPr>
-        <w:pStyle w:val="BodyText"/>
-      </w:pPr>
-      <w:r>
-        <w:t xml:space="preserve">디마: 드미트리 세르게예비치요. 하지만 아무도 그렇게 안 불러요.</w:t>
-      </w:r>
-    </w:p>
-    <w:p>
-      <w:pPr>
-        <w:pStyle w:val="BodyText"/>
-      </w:pPr>
-      <w:r>
-        <w:t xml:space="preserve">바인시테인: 이제 부르는 사람이 생겼네요. 드미트리 세르게예비치, 한 달 뒤에 와요. 목록 없이.</w:t>
+        <w:t xml:space="preserve">바인시테인: 들어와서 앉으세요. 게오르기 아르카디예비치가 미리 말해 줬어요. 모스크바에서 왔다고요?</w:t>
+      </w:r>
+    </w:p>
+    <w:p>
+      <w:pPr>
+        <w:pStyle w:val="BodyText"/>
+      </w:pPr>
+      <w:r>
+        <w:t xml:space="preserve">디마: 네. 그러니까… 당신에게 배우러 왔습니다, 레프 아로노비치.</w:t>
+      </w:r>
+    </w:p>
+    <w:p>
+      <w:pPr>
+        <w:pStyle w:val="BodyText"/>
+      </w:pPr>
+      <w:r>
+        <w:t xml:space="preserve">바인시테인: 나한테 배우러? 난 의료계에 46년 있었어요. 그래, 나한테 뭘 배우고 싶어요?</w:t>
+      </w:r>
+    </w:p>
+    <w:p>
+      <w:pPr>
+        <w:pStyle w:val="BodyText"/>
+      </w:pPr>
+      <w:r>
+        <w:t xml:space="preserve">디마: 페테르부르크에서 어떻게 일하는지, 여기선 의사들과 어떻게 이야기하는지요.</w:t>
+      </w:r>
+    </w:p>
+    <w:p>
+      <w:pPr>
+        <w:pStyle w:val="BodyText"/>
+      </w:pPr>
+      <w:r>
+        <w:t xml:space="preserve">바인시테인: 좋은 대답이네요, 거의 페테르부르크식이에요. 차 드시겠어요? 다만 빨리는 안 돼요. 내가 직접 우리거든요.</w:t>
+      </w:r>
+    </w:p>
+    <w:p>
+      <w:pPr>
+        <w:pStyle w:val="BodyText"/>
+      </w:pPr>
+      <w:r>
+        <w:t xml:space="preserve">게오르기: 마시겠습니다, 레프 아로노비치, 기꺼이요. 저희는 전혀 서두르지 않아요.</w:t>
+      </w:r>
+    </w:p>
+    <w:p>
+      <w:pPr>
+        <w:pStyle w:val="BodyText"/>
+      </w:pPr>
+      <w:r>
+        <w:t xml:space="preserve">바인시테인: 이 건물은 1902년에 지어졌어요. 처음엔 약국이었고, 그다음엔 병원, 봉쇄 때는 부상병들이 누워 있었죠. 우리 어머니가 여기 간호사였는데, 열일곱 살이었어요. 매일 이 계단으로 2층에 올라갔어요. 더는 걸을 수 없을 때도요.</w:t>
+      </w:r>
+    </w:p>
+    <w:p>
+      <w:pPr>
+        <w:pStyle w:val="BodyText"/>
+      </w:pPr>
+      <w:r>
+        <w:t xml:space="preserve">디마: 어머님이 여기서, 바로 이 건물에서 일하셨어요?</w:t>
+      </w:r>
+    </w:p>
+    <w:p>
+      <w:pPr>
+        <w:pStyle w:val="BodyText"/>
+      </w:pPr>
+      <w:r>
+        <w:t xml:space="preserve">바인시테인: 여기서요. 약국엔 붕대와 알코올밖에 안 남았지만, 그래도 아침마다 일지를 썼대요. 누가, 무엇을, 얼마나. 빵이 없을 때도요. 그 뒤로 평생 일지를 쓰셨어요. 집에서도, 잼 만들 때도요.</w:t>
+      </w:r>
+    </w:p>
+    <w:p>
+      <w:pPr>
+        <w:pStyle w:val="BodyText"/>
+      </w:pPr>
+      <w:r>
+        <w:t xml:space="preserve">디마: 일지라… 우리 파트너 마리나도 12년째 쓰고 있는 온도 일지가 있어요.</w:t>
+      </w:r>
+    </w:p>
+    <w:p>
+      <w:pPr>
+        <w:pStyle w:val="BodyText"/>
+      </w:pPr>
+      <w:r>
+        <w:t xml:space="preserve">바인시테인: 레베데바, 알아요. 그 아버지가 내 동생을 수술했어요. 좋은 외과의였죠. 책상 위에 작은 종이가 걸려 있어요.</w:t>
+      </w:r>
+    </w:p>
+    <w:p>
+      <w:pPr>
+        <w:pStyle w:val="BodyText"/>
+      </w:pPr>
+      <w:r>
+        <w:t xml:space="preserve">디마: 「해를 끼치지 말라」. 마리나가 그 종이의 복사본을 저희에게 선물했어요.</w:t>
+      </w:r>
+    </w:p>
+    <w:p>
+      <w:pPr>
+        <w:pStyle w:val="BodyText"/>
+      </w:pPr>
+      <w:r>
+        <w:t xml:space="preserve">바인시테인: 선물했다고요? 그럼 당신들을 믿는 거예요. 그 사람은 누구에게도 아무것도 안 주거든요. 나한테도요.</w:t>
+      </w:r>
+    </w:p>
+    <w:p>
+      <w:pPr>
+        <w:pStyle w:val="BodyText"/>
+      </w:pPr>
+      <w:r>
+        <w:t xml:space="preserve">디마: 레프 아로노비치, 물량에 대해 여쭤봐도 될까요? 한 달에 시술이 몇 건이고 어떤 제품을 쓰시는지요?</w:t>
+      </w:r>
+    </w:p>
+    <w:p>
+      <w:pPr>
+        <w:pStyle w:val="BodyText"/>
+      </w:pPr>
+      <w:r>
+        <w:t xml:space="preserve">바인시테인: 물량이라, 벌써? 게오르기 아르카디예비치, 당신네 젊은이가 서두르네요.</w:t>
+      </w:r>
+    </w:p>
+    <w:p>
+      <w:pPr>
+        <w:pStyle w:val="BodyText"/>
+      </w:pPr>
+      <w:r>
+        <w:t xml:space="preserve">게오르기: 서두르죠, 레프 아로노비치. 야로슬라블 출신이거든요. 거기선 소들도 우리보다 덜 기다려요.</w:t>
+      </w:r>
+    </w:p>
+    <w:p>
+      <w:pPr>
+        <w:pStyle w:val="BodyText"/>
+      </w:pPr>
+      <w:r>
+        <w:t xml:space="preserve">디마: 죄송해요. 저… 네, 서두르는 게 제 문제예요. 우리 대표도 서두르고, 그것 때문에 이미 혼난 적이 있어요.</w:t>
+      </w:r>
+    </w:p>
+    <w:p>
+      <w:pPr>
+        <w:pStyle w:val="BodyText"/>
+      </w:pPr>
+      <w:r>
+        <w:t xml:space="preserve">바인시테인: 그래요? 정확히 누가 혼냈는데요?</w:t>
+      </w:r>
+    </w:p>
+    <w:p>
+      <w:pPr>
+        <w:pStyle w:val="BodyText"/>
+      </w:pPr>
+      <w:r>
+        <w:t xml:space="preserve">디마: 한국 회장님이요. 저녁 식사 때, 할머니 얘기를 하는 중에 대표가 외상 얘기를 꺼냈거든요.</w:t>
+      </w:r>
+    </w:p>
+    <w:p>
+      <w:pPr>
+        <w:pStyle w:val="BodyText"/>
+      </w:pPr>
+      <w:r>
+        <w:t xml:space="preserve">바인시테인: 한국 회장이 옳아요. 할머니 얘기하는 자리에선 돈 얘기를 안 해요. 서울에서도, 페테르부르크에서도.</w:t>
+      </w:r>
+    </w:p>
+    <w:p>
+      <w:pPr>
+        <w:pStyle w:val="BodyText"/>
+      </w:pPr>
+      <w:r>
+        <w:t xml:space="preserve">디마: 그럼 오늘은 물량에 대해 묻지 않을게요, 약속해요.</w:t>
+      </w:r>
+    </w:p>
+    <w:p>
+      <w:pPr>
+        <w:pStyle w:val="BodyText"/>
+      </w:pPr>
+      <w:r>
+        <w:t xml:space="preserve">바인시테인: 오늘은 안 묻겠죠. 그리고 한 달 뒤엔 내가 먼저 전화할게요. 당신들 「합병증」 강좌가 소문대로라면요.</w:t>
+      </w:r>
+    </w:p>
+    <w:p>
+      <w:pPr>
+        <w:pStyle w:val="BodyText"/>
+      </w:pPr>
+      <w:r>
+        <w:t xml:space="preserve">디마: 무료이고, 어떤 의사든 들을 수 있고, 브랜드도 없어요. 와서 아무것도 안 사셔도 돼요.</w:t>
+      </w:r>
+    </w:p>
+    <w:p>
+      <w:pPr>
+        <w:pStyle w:val="BodyText"/>
+      </w:pPr>
+      <w:r>
+        <w:t xml:space="preserve">바인시테인: 아무것도 안 사도 된다, 그거 마음에 드네요. 우리 의사 두 명이랑 갈게요. 당신들이 어떤 사람들인지 보죠.</w:t>
+      </w:r>
+    </w:p>
+    <w:p>
+      <w:pPr>
+        <w:pStyle w:val="BodyText"/>
+      </w:pPr>
+      <w:r>
+        <w:t xml:space="preserve">게오르기: 레프 아로노비치, 직설적이라 죄송한데, 그건 「네」라는 뜻인가요?</w:t>
+      </w:r>
+    </w:p>
+    <w:p>
+      <w:pPr>
+        <w:pStyle w:val="BodyText"/>
+      </w:pPr>
+      <w:r>
+        <w:t xml:space="preserve">바인시테인: 「생각해 보죠」라는 뜻이에요. 다 아시잖아요, 고샤.</w:t>
+      </w:r>
+    </w:p>
+    <w:p>
+      <w:pPr>
+        <w:pStyle w:val="BodyText"/>
+      </w:pPr>
+      <w:r>
+        <w:t xml:space="preserve">게오르기: 물론 알죠. 차와 시간 내 주셔서 감사합니다, 레프 아로노비치.</w:t>
+      </w:r>
+    </w:p>
+    <w:p>
+      <w:pPr>
+        <w:pStyle w:val="BodyText"/>
+      </w:pPr>
+      <w:r>
+        <w:t xml:space="preserve">바인시테인: 젊은이… 드미트리. 부칭이 어떻게 돼요?</w:t>
+      </w:r>
+    </w:p>
+    <w:p>
+      <w:pPr>
+        <w:pStyle w:val="BodyText"/>
+      </w:pPr>
+      <w:r>
+        <w:t xml:space="preserve">디마: 드미트리 세르게예비치요. 그런데 아무도 그렇게 안 불러요.</w:t>
+      </w:r>
+    </w:p>
+    <w:p>
+      <w:pPr>
+        <w:pStyle w:val="BodyText"/>
+      </w:pPr>
+      <w:r>
+        <w:t xml:space="preserve">바인시테인: 이제 부를 거예요. 드미트리 세르게예비치, 한 달 뒤에 오세요. 다만 이번엔 목록 없이요.</w:t>
       </w:r>
     </w:p>
     <w:bookmarkEnd w:id="35"/>
@@ -5047,199 +5047,199 @@
         <w:pStyle w:val="FirstParagraph"/>
       </w:pPr>
       <w:r>
-        <w:t xml:space="preserve">크리스티나: 얘들아, 안녕. 마흔 명이네. 난 크리스티나. 많이들 방송 봤지.</w:t>
-      </w:r>
-    </w:p>
-    <w:p>
-      <w:pPr>
-        <w:pStyle w:val="BodyText"/>
-      </w:pPr>
-      <w:r>
-        <w:t xml:space="preserve">마스터: 봤어. 우리가 다 잘못 놓는다고 소리 질렀잖아. 여기선 그렇게 안 해. 소리 지르는 거.</w:t>
-      </w:r>
-    </w:p>
-    <w:p>
-      <w:pPr>
-        <w:pStyle w:val="BodyText"/>
-      </w:pPr>
-      <w:r>
-        <w:t xml:space="preserve">크리스티나: 소리 안 질렀어. 나… 그래. 질렀을지도. 모스크바는 더 시끄러워. 익숙해졌어.</w:t>
-      </w:r>
-    </w:p>
-    <w:p>
-      <w:pPr>
-        <w:pStyle w:val="BodyText"/>
-      </w:pPr>
-      <w:r>
-        <w:t xml:space="preserve">이르마: 제가 해도 될까요? 이르마 티그라노브나예요. 의사. 22년. 소리 안 지를게요. 보여 줄게요.</w:t>
-      </w:r>
-    </w:p>
-    <w:p>
-      <w:pPr>
-        <w:pStyle w:val="BodyText"/>
-      </w:pPr>
-      <w:r>
-        <w:t xml:space="preserve">마스터: 의사들은 우릴 안 좋아해요. 왜 여기 계세요?</w:t>
-      </w:r>
-    </w:p>
-    <w:p>
-      <w:pPr>
-        <w:pStyle w:val="BodyText"/>
-      </w:pPr>
-      <w:r>
-        <w:t xml:space="preserve">이르마: 나도 당신들을 안 좋아해요. 솔직히. 하지만 22년 동안 당신들이 남긴 걸 치료해 왔어요. 결절, 얼룩, 비대칭. 지쳤어요. 덜 남았으면 좋겠어요. 그러려면 당신들과 얘기할 수밖에 없죠.</w:t>
-      </w:r>
-    </w:p>
-    <w:p>
-      <w:pPr>
-        <w:pStyle w:val="BodyText"/>
-      </w:pPr>
-      <w:r>
-        <w:t xml:space="preserve">크리스티나: 거봐. 내가 말하는 것보다 낫네. 더 차분하고.</w:t>
-      </w:r>
-    </w:p>
-    <w:p>
-      <w:pPr>
-        <w:pStyle w:val="BodyText"/>
-      </w:pPr>
-      <w:r>
-        <w:t xml:space="preserve">이르마: 첫 사진. 하얀 점. 어떻게 해요?</w:t>
-      </w:r>
-    </w:p>
-    <w:p>
-      <w:pPr>
-        <w:pStyle w:val="BodyText"/>
-      </w:pPr>
-      <w:r>
-        <w:t xml:space="preserve">마스터: 마사지. 따뜻하게. 기다려요.</w:t>
-      </w:r>
-    </w:p>
-    <w:p>
-      <w:pPr>
-        <w:pStyle w:val="BodyText"/>
-      </w:pPr>
-      <w:r>
-        <w:t xml:space="preserve">이르마: 솔직해서 좋아요. 틀렸어요. 하지만 솔직해요. 페테르부르크는 그걸 높이 쳐요. 이제 — 맞는 방법. 전화해요. 바로. 번호 — 여기.</w:t>
-      </w:r>
-    </w:p>
-    <w:p>
-      <w:pPr>
-        <w:pStyle w:val="BodyText"/>
-      </w:pPr>
-      <w:r>
-        <w:t xml:space="preserve">마스터: 모스크바 번호네요. 밤에 모스크바가 받아요?</w:t>
-      </w:r>
-    </w:p>
-    <w:p>
-      <w:pPr>
-        <w:pStyle w:val="BodyText"/>
-      </w:pPr>
-      <w:r>
-        <w:t xml:space="preserve">크리스티나: 모스크바가 받아. 하지만 오는 의사는 페테르부르크 의사야. 마리나가 찾았어. 당직. 20분 거리.</w:t>
-      </w:r>
-    </w:p>
-    <w:p>
-      <w:pPr>
-        <w:pStyle w:val="BodyText"/>
-      </w:pPr>
-      <w:r>
-        <w:t xml:space="preserve">마스터: 페테르부르크에서 20분은 — 다리가 없을 때 얘기예요. 밤엔 다리를 들어 올려요.</w:t>
-      </w:r>
-    </w:p>
-    <w:p>
-      <w:pPr>
-        <w:pStyle w:val="BodyText"/>
-      </w:pPr>
-      <w:r>
-        <w:t xml:space="preserve">이르마: 그래서 당직 의사가 둘이에요. 하나는 — 바실리옙스키섬에. 다른 하나는 — 본토, 넵스키에. 다리를 올려도 우린 양쪽 강가에 있어요. 환자가 새벽 5시에 궁전교가 내려올 때까지 기다릴 필요가 없죠.</w:t>
-      </w:r>
-    </w:p>
-    <w:p>
-      <w:pPr>
-        <w:pStyle w:val="BodyText"/>
-      </w:pPr>
-      <w:r>
-        <w:t xml:space="preserve">크리스티나: 이르마 티그라노브나, 그거 지금 생각하신 거예요?</w:t>
-      </w:r>
-    </w:p>
-    <w:p>
-      <w:pPr>
-        <w:pStyle w:val="BodyText"/>
-      </w:pPr>
-      <w:r>
-        <w:t xml:space="preserve">이르마: 아니요. 마리나가 7월에 생각했어요. 내가 제일 먼저 알았을 뿐이에요.</w:t>
-      </w:r>
-    </w:p>
-    <w:p>
-      <w:pPr>
-        <w:pStyle w:val="BodyText"/>
-      </w:pPr>
-      <w:r>
-        <w:t xml:space="preserve">마스터: 의사 둘. 강 양쪽에. 그건… 페테르부르크식이네요.</w:t>
-      </w:r>
-    </w:p>
-    <w:p>
-      <w:pPr>
-        <w:pStyle w:val="BodyText"/>
-      </w:pPr>
-      <w:r>
-        <w:t xml:space="preserve">크리스티나: 그럼 끝까지 남는 거지?</w:t>
-      </w:r>
-    </w:p>
-    <w:p>
-      <w:pPr>
-        <w:pStyle w:val="BodyText"/>
-      </w:pPr>
-      <w:r>
-        <w:t xml:space="preserve">마스터: 생각해 보고. 음, 좋아. 남을게. 반은 벌써 담배 피우러 나갔어. 돌아오면 — 그쪽도 남을 거야.</w:t>
-      </w:r>
-    </w:p>
-    <w:p>
-      <w:pPr>
-        <w:pStyle w:val="BodyText"/>
-      </w:pPr>
-      <w:r>
-        <w:t xml:space="preserve">이르마: 담배는 — 밖에서. 그리고 포레브릭 위에서 말고. 사람들이 걸어 다녀요.</w:t>
-      </w:r>
-    </w:p>
-    <w:p>
-      <w:pPr>
-        <w:pStyle w:val="BodyText"/>
-      </w:pPr>
-      <w:r>
-        <w:t xml:space="preserve">크리스티나: 마흔 명 중 스물셋. 스물셋이 남았어요.</w:t>
-      </w:r>
-    </w:p>
-    <w:p>
-      <w:pPr>
-        <w:pStyle w:val="BodyText"/>
-      </w:pPr>
-      <w:r>
-        <w:t xml:space="preserve">이르마: 페테르부르크의 스물셋은 모스크바의 마흔 같아요. 더 많다고 하겠어요.</w:t>
-      </w:r>
-    </w:p>
-    <w:p>
-      <w:pPr>
-        <w:pStyle w:val="BodyText"/>
-      </w:pPr>
-      <w:r>
-        <w:t xml:space="preserve">크리스티나: 왜 더 많아요?</w:t>
-      </w:r>
-    </w:p>
-    <w:p>
-      <w:pPr>
-        <w:pStyle w:val="BodyText"/>
-      </w:pPr>
-      <w:r>
-        <w:t xml:space="preserve">이르마: 여기선 남으면 — 오래 남으니까요.</w:t>
-      </w:r>
-    </w:p>
-    <w:p>
-      <w:pPr>
-        <w:pStyle w:val="BodyText"/>
-      </w:pPr>
-      <w:r>
-        <w:t xml:space="preserve">크리스티나: 오래. 나도 여기 남았을 거예요. 모스크바만 아니었으면.</w:t>
+        <w:t xml:space="preserve">크리스티나: 여러분, 안녕하세요. 여기 마흔 명이 있네요. 저는 크리스티나고, 많은 분들이 제 방송을 보셨죠.</w:t>
+      </w:r>
+    </w:p>
+    <w:p>
+      <w:pPr>
+        <w:pStyle w:val="BodyText"/>
+      </w:pPr>
+      <w:r>
+        <w:t xml:space="preserve">마스터: 봤어요. 우리가 다 잘못 놓는다고 소리쳤잖아요. 페테르부르크에선 그렇게 안 해요. 사람한테 소리치는 거요.</w:t>
+      </w:r>
+    </w:p>
+    <w:p>
+      <w:pPr>
+        <w:pStyle w:val="BodyText"/>
+      </w:pPr>
+      <w:r>
+        <w:t xml:space="preserve">크리스티나: 소리 안 쳤어요. 저… 좋아요, 소리쳤을 수도 있어요. 모스크바에선 다들 목소리가 커서 익숙해졌어요.</w:t>
+      </w:r>
+    </w:p>
+    <w:p>
+      <w:pPr>
+        <w:pStyle w:val="BodyText"/>
+      </w:pPr>
+      <w:r>
+        <w:t xml:space="preserve">이르마: 제가 말해도 될까요? 이르마 티그라노브나, 경력 22년 의사예요. 소리치지 않을게요. 그냥 보여 드릴게요.</w:t>
+      </w:r>
+    </w:p>
+    <w:p>
+      <w:pPr>
+        <w:pStyle w:val="BodyText"/>
+      </w:pPr>
+      <w:r>
+        <w:t xml:space="preserve">마스터: 의사들은 우릴 싫어해요. 그럼 여긴 왜 오셨어요?</w:t>
+      </w:r>
+    </w:p>
+    <w:p>
+      <w:pPr>
+        <w:pStyle w:val="BodyText"/>
+      </w:pPr>
+      <w:r>
+        <w:t xml:space="preserve">이르마: 저도 여러분 싫어해요, 솔직히요. 하지만 22년 동안 여러분이 남긴 걸 치료해 왔어요. 멍울, 반점, 비대칭. 지쳤고, 그런 게 덜 남기를 바라요. 그러려면 좋든 싫든 여러분과 이야기해야 해요.</w:t>
+      </w:r>
+    </w:p>
+    <w:p>
+      <w:pPr>
+        <w:pStyle w:val="BodyText"/>
+      </w:pPr>
+      <w:r>
+        <w:t xml:space="preserve">크리스티나: 봐요, 제가 말하는 것보다 훨씬 낫고 훨씬 차분하네요.</w:t>
+      </w:r>
+    </w:p>
+    <w:p>
+      <w:pPr>
+        <w:pStyle w:val="BodyText"/>
+      </w:pPr>
+      <w:r>
+        <w:t xml:space="preserve">이르마: 첫 번째 사진, 하얀 반점이에요. 고객에게서 이런 걸 보면 어떻게 하세요?</w:t>
+      </w:r>
+    </w:p>
+    <w:p>
+      <w:pPr>
+        <w:pStyle w:val="BodyText"/>
+      </w:pPr>
+      <w:r>
+        <w:t xml:space="preserve">마스터: 마사지하고, 따뜻한 걸 대고, 저절로 없어질 때까지 기다려요.</w:t>
+      </w:r>
+    </w:p>
+    <w:p>
+      <w:pPr>
+        <w:pStyle w:val="BodyText"/>
+      </w:pPr>
+      <w:r>
+        <w:t xml:space="preserve">이르마: 솔직하게 대답해 줘서 좋아요. 그건 틀렸지만 솔직하고, 페테르부르크에선 그걸 높이 쳐요. 이제 올바른 방법이요. 바로 전화하세요. 번호는 여기 있어요. 지금 바로 휴대폰에 저장하고, 더 좋게는 종이에도 적어 두세요. 휴대폰은 꺼질 수 있으니까요.</w:t>
+      </w:r>
+    </w:p>
+    <w:p>
+      <w:pPr>
+        <w:pStyle w:val="BodyText"/>
+      </w:pPr>
+      <w:r>
+        <w:t xml:space="preserve">마스터: 그런데 번호가 모스크바 번호네요. 설마 밤에 모스크바가 받아요?</w:t>
+      </w:r>
+    </w:p>
+    <w:p>
+      <w:pPr>
+        <w:pStyle w:val="BodyText"/>
+      </w:pPr>
+      <w:r>
+        <w:t xml:space="preserve">크리스티나: 모스크바가 받지만, 오는 의사는 페테르부르크 당직 의사고, 20분 거리에 있어요. 마리나가 찾았어요.</w:t>
+      </w:r>
+    </w:p>
+    <w:p>
+      <w:pPr>
+        <w:pStyle w:val="BodyText"/>
+      </w:pPr>
+      <w:r>
+        <w:t xml:space="preserve">마스터: 페테르부르크에서 20분이면 다리가 없을 때 얘기예요. 밤에는 다리를 들어 올리잖아요.</w:t>
+      </w:r>
+    </w:p>
+    <w:p>
+      <w:pPr>
+        <w:pStyle w:val="BodyText"/>
+      </w:pPr>
+      <w:r>
+        <w:t xml:space="preserve">이르마: 그래서 당직 의사가 둘이에요. 한 명은 바실리옙스키섬에, 다른 한 명은 본토, 넵스키 대로에요. 다리는 들어 올려도 우린 양쪽 강변에 있어요. 환자가 도움을 받으려고 새벽 5시에 드보르초비 다리가 내려올 때까지 기다릴 필요가 없어요.</w:t>
+      </w:r>
+    </w:p>
+    <w:p>
+      <w:pPr>
+        <w:pStyle w:val="BodyText"/>
+      </w:pPr>
+      <w:r>
+        <w:t xml:space="preserve">크리스티나: 이르마 티그라노브나, 그거 지금 즉석에서 생각하신 거예요?</w:t>
+      </w:r>
+    </w:p>
+    <w:p>
+      <w:pPr>
+        <w:pStyle w:val="BodyText"/>
+      </w:pPr>
+      <w:r>
+        <w:t xml:space="preserve">이르마: 아니요, 마리나가 이미 7월에 생각해 냈어요. 저는 그냥 제일 먼저 들었을 뿐이에요.</w:t>
+      </w:r>
+    </w:p>
+    <w:p>
+      <w:pPr>
+        <w:pStyle w:val="BodyText"/>
+      </w:pPr>
+      <w:r>
+        <w:t xml:space="preserve">마스터: 양쪽 강변에 의사 둘이라… 인정할게요, 아주 페테르부르크식이네요.</w:t>
+      </w:r>
+    </w:p>
+    <w:p>
+      <w:pPr>
+        <w:pStyle w:val="BodyText"/>
+      </w:pPr>
+      <w:r>
+        <w:t xml:space="preserve">크리스티나: 그럼 수업 끝까지 남으실 거예요?</w:t>
+      </w:r>
+    </w:p>
+    <w:p>
+      <w:pPr>
+        <w:pStyle w:val="BodyText"/>
+      </w:pPr>
+      <w:r>
+        <w:t xml:space="preserve">마스터: 생각해 보죠. 뭐, 좋아요, 남을게요. 절반은 담배 피우러 나갔는데, 돌아오면 그 사람들도 남을 거예요.</w:t>
+      </w:r>
+    </w:p>
+    <w:p>
+      <w:pPr>
+        <w:pStyle w:val="BodyText"/>
+      </w:pPr>
+      <w:r>
+        <w:t xml:space="preserve">이르마: 담배는 밖에서 피우세요. 다만 포레브리크 위에선 말고요. 거긴 사람들이 다니니까요.</w:t>
+      </w:r>
+    </w:p>
+    <w:p>
+      <w:pPr>
+        <w:pStyle w:val="BodyText"/>
+      </w:pPr>
+      <w:r>
+        <w:t xml:space="preserve">크리스티나: 마흔 명 중 스물세 명. 스물세 명이 남았는데, 이것도 적지 않아요.</w:t>
+      </w:r>
+    </w:p>
+    <w:p>
+      <w:pPr>
+        <w:pStyle w:val="BodyText"/>
+      </w:pPr>
+      <w:r>
+        <w:t xml:space="preserve">이르마: 페테르부르크의 스물세 명은 모스크바의 마흔 명과 같아요. 아니, 오히려 더 많다고 하겠어요.</w:t>
+      </w:r>
+    </w:p>
+    <w:p>
+      <w:pPr>
+        <w:pStyle w:val="BodyText"/>
+      </w:pPr>
+      <w:r>
+        <w:t xml:space="preserve">크리스티나: 왜 같은 게 아니라 더 많아요?</w:t>
+      </w:r>
+    </w:p>
+    <w:p>
+      <w:pPr>
+        <w:pStyle w:val="BodyText"/>
+      </w:pPr>
+      <w:r>
+        <w:t xml:space="preserve">이르마: 여기선 사람들이 남으면, 오래 남으니까요.</w:t>
+      </w:r>
+    </w:p>
+    <w:p>
+      <w:pPr>
+        <w:pStyle w:val="BodyText"/>
+      </w:pPr>
+      <w:r>
+        <w:t xml:space="preserve">크리스티나: 오래라… 모스크바만 아니면 저도 여기 오래 남았을 거예요.</w:t>
       </w:r>
     </w:p>
     <w:bookmarkEnd w:id="36"/>
@@ -5257,119 +5257,119 @@
         <w:pStyle w:val="FirstParagraph"/>
       </w:pPr>
       <w:r>
-        <w:t xml:space="preserve">게오르기: 샤베르마. 샤우르마 말고. 말해 봐요.</w:t>
-      </w:r>
-    </w:p>
-    <w:p>
-      <w:pPr>
-        <w:pStyle w:val="BodyText"/>
-      </w:pPr>
-      <w:r>
-        <w:t xml:space="preserve">디마: 샤베르마. 다른 음식 같네요.</w:t>
-      </w:r>
-    </w:p>
-    <w:p>
-      <w:pPr>
-        <w:pStyle w:val="BodyText"/>
-      </w:pPr>
-      <w:r>
-        <w:t xml:space="preserve">게오르기: 다른 음식이에요. 페테르부르크니까.</w:t>
-      </w:r>
-    </w:p>
-    <w:p>
-      <w:pPr>
-        <w:pStyle w:val="BodyText"/>
-      </w:pPr>
-      <w:r>
-        <w:t xml:space="preserve">디마: 클리닉 여섯. 「예」는 하나도 없음. 레프 아로노비치의 「생각해 보죠」 하나. 실패예요?</w:t>
-      </w:r>
-    </w:p>
-    <w:p>
-      <w:pPr>
-        <w:pStyle w:val="BodyText"/>
-      </w:pPr>
-      <w:r>
-        <w:t xml:space="preserve">게오르기: 모스크바 사람들 중 내가 본 최고의 시작이에요. 보통은 둘째 날 전화해서 이래요: 「여기 다 느려요, 일을 못 하겠어요」. 그런데 당신은 바인시테인과 차를 마셨어요. 그분은 기억하려는 사람에게만 차를 따라요.</w:t>
-      </w:r>
-    </w:p>
-    <w:p>
-      <w:pPr>
-        <w:pStyle w:val="BodyText"/>
-      </w:pPr>
-      <w:r>
-        <w:t xml:space="preserve">디마: 알렉세이 니콜라예비치? 네. 전화드려요. 모스크바 저녁 8시. 페테르부르크도요. 같은 시간.</w:t>
-      </w:r>
-    </w:p>
-    <w:p>
-      <w:pPr>
-        <w:pStyle w:val="BodyText"/>
-      </w:pPr>
-      <w:r>
-        <w:t xml:space="preserve">알렉세이: 페테르부르크 어때요, 디마?</w:t>
-      </w:r>
-    </w:p>
-    <w:p>
-      <w:pPr>
-        <w:pStyle w:val="BodyText"/>
-      </w:pPr>
-      <w:r>
-        <w:t xml:space="preserve">디마: 느려요. 아름다워요. 스무 곳 대신 여섯 곳. 그리고 이제 절 드미트리 세르게예비치라고 불러요.</w:t>
-      </w:r>
-    </w:p>
-    <w:p>
-      <w:pPr>
-        <w:pStyle w:val="BodyText"/>
-      </w:pPr>
-      <w:r>
-        <w:t xml:space="preserve">알렉세이: 드미트리 세르게예비치. 좋네요. 제일 중요한 건?</w:t>
-      </w:r>
-    </w:p>
-    <w:p>
-      <w:pPr>
-        <w:pStyle w:val="BodyText"/>
-      </w:pPr>
-      <w:r>
-        <w:t xml:space="preserve">디마: 제일 중요한 건 — 모스크바는 「빨리 하자」, 페테르부르크는 「생각해 봅시다」.</w:t>
-      </w:r>
-    </w:p>
-    <w:p>
-      <w:pPr>
-        <w:pStyle w:val="BodyText"/>
-      </w:pPr>
-      <w:r>
-        <w:t xml:space="preserve">게오르기: 그럼 야로슬라블은요?</w:t>
-      </w:r>
-    </w:p>
-    <w:p>
-      <w:pPr>
-        <w:pStyle w:val="BodyText"/>
-      </w:pPr>
-      <w:r>
-        <w:t xml:space="preserve">디마: 야로슬라블은 — 「하자, 하지만 차 먼저」. 생각보다 내가 페테르부르크 사람이라는 걸 알았어요.</w:t>
-      </w:r>
-    </w:p>
-    <w:p>
-      <w:pPr>
-        <w:pStyle w:val="BodyText"/>
-      </w:pPr>
-      <w:r>
-        <w:t xml:space="preserve">알렉세이: 알리나는요?</w:t>
-      </w:r>
-    </w:p>
-    <w:p>
-      <w:pPr>
-        <w:pStyle w:val="BodyText"/>
-      </w:pPr>
-      <w:r>
-        <w:t xml:space="preserve">알리나: 이르마의 의사 셋이 실기 통과했어요. 셋 다 — 첫 번째에. 1년 전 코르닐로바가 나한테 했듯이 질문했어요. 엄격하게, 할인 없이. 이르마가 이제 날 그렇게 봐요, 내가 코르닐로바를 봤던 것처럼.</w:t>
-      </w:r>
-    </w:p>
-    <w:p>
-      <w:pPr>
-        <w:pStyle w:val="BodyText"/>
-      </w:pPr>
-      <w:r>
-        <w:t xml:space="preserve">게오르기: 그렇게 보라고 해요. 페테르부르크에선 존경하기 시작한 사람을 그렇게 봐요.</w:t>
+        <w:t xml:space="preserve">게오르기: 이건 샤우르마가 아니라 샤베르마예요. 제대로 말해 보세요, 드미트리 세르게예비치.</w:t>
+      </w:r>
+    </w:p>
+    <w:p>
+      <w:pPr>
+        <w:pStyle w:val="BodyText"/>
+      </w:pPr>
+      <w:r>
+        <w:t xml:space="preserve">디마: 샤베르마. 완전히 다른 음식처럼 들리네요.</w:t>
+      </w:r>
+    </w:p>
+    <w:p>
+      <w:pPr>
+        <w:pStyle w:val="BodyText"/>
+      </w:pPr>
+      <w:r>
+        <w:t xml:space="preserve">게오르기: 실제로 다른 음식이에요. 페테르부르크에서 만든 거니까요.</w:t>
+      </w:r>
+    </w:p>
+    <w:p>
+      <w:pPr>
+        <w:pStyle w:val="BodyText"/>
+      </w:pPr>
+      <w:r>
+        <w:t xml:space="preserve">디마: 클리닉 여섯 곳, 「네」는 하나도 없고, 레프 아로노비치의 「생각해 보죠」 하나뿐이에요. 실패라고 보세요?</w:t>
+      </w:r>
+    </w:p>
+    <w:p>
+      <w:pPr>
+        <w:pStyle w:val="BodyText"/>
+      </w:pPr>
+      <w:r>
+        <w:t xml:space="preserve">게오르기: 모스크바 사람들한테서 본 것 중 최고의 시작이에요. 보통 둘째 날 전화해서 「여긴 다 느려서 일을 할 수가 없어요」라고 하거든요. 그런데 당신은 바인시테인과 차를 마셨어요. 그분은 기억해 두려는 사람에게만 차를 따라 줘요.</w:t>
+      </w:r>
+    </w:p>
+    <w:p>
+      <w:pPr>
+        <w:pStyle w:val="BodyText"/>
+      </w:pPr>
+      <w:r>
+        <w:t xml:space="preserve">디마: 알렉세이 니콜라예비치? 네, 약속대로 전화드려요. 모스크바도 페테르부르크도 저녁 8시, 같은 시간이에요.</w:t>
+      </w:r>
+    </w:p>
+    <w:p>
+      <w:pPr>
+        <w:pStyle w:val="BodyText"/>
+      </w:pPr>
+      <w:r>
+        <w:t xml:space="preserve">알렉세이: 그래, 페테르부르크는 어때, 디마? 얘기해 봐.</w:t>
+      </w:r>
+    </w:p>
+    <w:p>
+      <w:pPr>
+        <w:pStyle w:val="BodyText"/>
+      </w:pPr>
+      <w:r>
+        <w:t xml:space="preserve">디마: 느리고 아름다워요. 스무 곳 대신 여섯 곳이고, 이제 제 이름은 드미트리 세르게예비치예요.</w:t>
+      </w:r>
+    </w:p>
+    <w:p>
+      <w:pPr>
+        <w:pStyle w:val="BodyText"/>
+      </w:pPr>
+      <w:r>
+        <w:t xml:space="preserve">알렉세이: 드미트리 세르게예비치라, 좋네. 이번에 깨달은 제일 중요한 건 뭐야?</w:t>
+      </w:r>
+    </w:p>
+    <w:p>
+      <w:pPr>
+        <w:pStyle w:val="BodyText"/>
+      </w:pPr>
+      <w:r>
+        <w:t xml:space="preserve">디마: 제일 중요한 건 이거예요. 모스크바에선 「빨리 하자」라고 하고, 페테르부르크에선 「생각해 봅시다」라고 해요.</w:t>
+      </w:r>
+    </w:p>
+    <w:p>
+      <w:pPr>
+        <w:pStyle w:val="BodyText"/>
+      </w:pPr>
+      <w:r>
+        <w:t xml:space="preserve">게오르기: 그럼 야로슬라블에선 뭐라고 해요, 드미트리 세르게예비치?</w:t>
+      </w:r>
+    </w:p>
+    <w:p>
+      <w:pPr>
+        <w:pStyle w:val="BodyText"/>
+      </w:pPr>
+      <w:r>
+        <w:t xml:space="preserve">디마: 야로슬라블에선 「하자, 하지만 차 먼저」라고 해요. 그리고 제가 생각보다 더 페테르부르크 사람이라는 걸 깨달았어요.</w:t>
+      </w:r>
+    </w:p>
+    <w:p>
+      <w:pPr>
+        <w:pStyle w:val="BodyText"/>
+      </w:pPr>
+      <w:r>
+        <w:t xml:space="preserve">알렉세이: 알리나 시험은 어떻게 됐어?</w:t>
+      </w:r>
+    </w:p>
+    <w:p>
+      <w:pPr>
+        <w:pStyle w:val="BodyText"/>
+      </w:pPr>
+      <w:r>
+        <w:t xml:space="preserve">알리나: 이르마의 의사 세 명이 실기를 통과했어요, 셋 다 한 번에요. 코르닐로바가 1년 전 저한테 했던 것처럼, 엄격하게 할인 없이 질문했어요. 그리고 이제 이르마가 저를 예전에 제가 코르닐로바를 보던 눈으로 봐요.</w:t>
+      </w:r>
+    </w:p>
+    <w:p>
+      <w:pPr>
+        <w:pStyle w:val="BodyText"/>
+      </w:pPr>
+      <w:r>
+        <w:t xml:space="preserve">게오르기: 그렇게 보게 두세요. 페테르부르크에선 존중하기 시작한 사람을 그렇게 봐요.</w:t>
       </w:r>
     </w:p>
     <w:bookmarkEnd w:id="37"/>
